--- a/Backend/Director_Disclosure/Output_Disclosures/2024-25/HESTER_BIOSCIENCES_LIMITED/MBP-1/MBP1_AMEETKUMAR_HIRANYAKUMAR_DESAI_00007116.docx
+++ b/Backend/Director_Disclosure/Output_Disclosures/2024-25/HESTER_BIOSCIENCES_LIMITED/MBP-1/MBP1_AMEETKUMAR_HIRANYAKUMAR_DESAI_00007116.docx
@@ -93,302 +93,17 @@
     </w:p>
     <w:p>
       <w:pPr>
-        <w:spacing w:before="0" w:after="0"/>
-        <w:jc w:val="left"/>
-      </w:pPr>
-      <w:r>
-        <w:rPr>
-          <w:rFonts w:ascii="Adani" w:hAnsi="Adani"/>
-          <w:b w:val="0"/>
-          <w:sz w:val="20"/>
-          <w:u w:val="none"/>
-        </w:rPr>
-        <w:t>GANESH HOUSING LIMITED</w:t>
-      </w:r>
-    </w:p>
-    <w:p>
-      <w:pPr>
-        <w:spacing w:before="0" w:after="0"/>
-        <w:jc w:val="left"/>
-      </w:pPr>
-      <w:r>
-        <w:rPr>
-          <w:rFonts w:ascii="Adani" w:hAnsi="Adani"/>
-          <w:b w:val="0"/>
-          <w:sz w:val="20"/>
-          <w:u w:val="none"/>
-        </w:rPr>
-        <w:t>SOURCEPRO INFOTECH PRIVATE LIMITED</w:t>
-      </w:r>
-    </w:p>
-    <w:p>
-      <w:pPr>
-        <w:spacing w:before="0" w:after="0"/>
-        <w:jc w:val="left"/>
-      </w:pPr>
-      <w:r>
-        <w:rPr>
-          <w:rFonts w:ascii="Adani" w:hAnsi="Adani"/>
-          <w:b w:val="0"/>
-          <w:sz w:val="20"/>
-          <w:u w:val="none"/>
-        </w:rPr>
-        <w:t>PROPLUS ADVISORS LLP</w:t>
-      </w:r>
-    </w:p>
-    <w:p>
-      <w:pPr>
-        <w:spacing w:before="0" w:after="0"/>
-        <w:jc w:val="left"/>
-      </w:pPr>
-      <w:r>
-        <w:rPr>
-          <w:rFonts w:ascii="Adani" w:hAnsi="Adani"/>
-          <w:b w:val="0"/>
-          <w:sz w:val="20"/>
-          <w:u w:val="none"/>
-        </w:rPr>
-        <w:t>CORONA REMEDIES LIMITED</w:t>
-      </w:r>
-    </w:p>
-    <w:p>
-      <w:pPr>
-        <w:spacing w:before="0" w:after="0"/>
-        <w:jc w:val="left"/>
-      </w:pPr>
-      <w:r>
-        <w:rPr>
-          <w:rFonts w:ascii="Adani" w:hAnsi="Adani"/>
-          <w:b w:val="0"/>
-          <w:sz w:val="20"/>
-          <w:u w:val="none"/>
-        </w:rPr>
-        <w:t>AMBUJA CEMENTS LIMITED</w:t>
-      </w:r>
-    </w:p>
-    <w:p>
-      <w:pPr>
-        <w:spacing w:before="0" w:after="0"/>
-        <w:jc w:val="left"/>
-      </w:pPr>
-      <w:r>
-        <w:rPr>
-          <w:rFonts w:ascii="Adani" w:hAnsi="Adani"/>
-          <w:b w:val="0"/>
-          <w:sz w:val="20"/>
-          <w:u w:val="none"/>
-        </w:rPr>
-        <w:t>KARAIKAL PORT PRIVATE LIMITED</w:t>
-      </w:r>
-    </w:p>
-    <w:p>
-      <w:pPr>
-        <w:spacing w:before="0" w:after="0"/>
-        <w:jc w:val="left"/>
-      </w:pPr>
-      <w:r>
-        <w:rPr>
-          <w:rFonts w:ascii="Adani" w:hAnsi="Adani"/>
-          <w:b w:val="0"/>
-          <w:sz w:val="20"/>
-          <w:u w:val="none"/>
-        </w:rPr>
-        <w:t>HESTER BIOSCIENCES LIMITED</w:t>
-      </w:r>
-    </w:p>
-    <w:p>
-      <w:pPr>
-        <w:spacing w:before="0" w:after="0"/>
-        <w:jc w:val="left"/>
-      </w:pPr>
-      <w:r>
-        <w:rPr>
-          <w:rFonts w:ascii="Adani" w:hAnsi="Adani"/>
-          <w:b w:val="0"/>
-          <w:sz w:val="20"/>
-          <w:u w:val="none"/>
-        </w:rPr>
-        <w:t>NXGN SPORTS INTERACTIVE PRIVATE LIMITED</w:t>
-      </w:r>
-    </w:p>
-    <w:p>
-      <w:pPr>
-        <w:spacing w:before="0" w:after="0"/>
-        <w:jc w:val="left"/>
-      </w:pPr>
-      <w:r>
-        <w:rPr>
-          <w:rFonts w:ascii="Adani" w:hAnsi="Adani"/>
-          <w:b w:val="0"/>
-          <w:sz w:val="20"/>
-          <w:u w:val="none"/>
-        </w:rPr>
-        <w:t>MARKET PULSE TECHNOLOGIES PRIVATE LIMITED</w:t>
-      </w:r>
-    </w:p>
-    <w:p>
-      <w:pPr>
-        <w:spacing w:before="0" w:after="0"/>
-        <w:jc w:val="left"/>
-      </w:pPr>
-      <w:r>
-        <w:rPr>
-          <w:rFonts w:ascii="Adani" w:hAnsi="Adani"/>
-          <w:b w:val="0"/>
-          <w:sz w:val="20"/>
-          <w:u w:val="none"/>
-        </w:rPr>
-        <w:t>ADANI-ELBIT ADVANCED SYSTEMS INDIA LIMITED</w:t>
-      </w:r>
-    </w:p>
-    <w:p>
-      <w:pPr>
-        <w:spacing w:before="0" w:after="0"/>
-        <w:jc w:val="left"/>
-      </w:pPr>
-      <w:r>
-        <w:rPr>
-          <w:rFonts w:ascii="Adani" w:hAnsi="Adani"/>
-          <w:b w:val="0"/>
-          <w:sz w:val="20"/>
-          <w:u w:val="none"/>
-        </w:rPr>
-        <w:t>JM FINANCIAL ASSET RECONSTRUCTION COMPANY LIMITED</w:t>
-      </w:r>
-    </w:p>
-    <w:p>
-      <w:pPr>
-        <w:spacing w:before="0" w:after="0"/>
-        <w:jc w:val="left"/>
-      </w:pPr>
-      <w:r>
-        <w:rPr>
-          <w:rFonts w:ascii="Adani" w:hAnsi="Adani"/>
-          <w:b w:val="0"/>
-          <w:sz w:val="20"/>
-          <w:u w:val="none"/>
-        </w:rPr>
-        <w:t>ANUBHUTI ADVISORS LLP</w:t>
-      </w:r>
-    </w:p>
-    <w:p>
-      <w:pPr>
-        <w:spacing w:before="0" w:after="0"/>
-        <w:jc w:val="left"/>
-      </w:pPr>
-      <w:r>
-        <w:rPr>
-          <w:rFonts w:ascii="Adani" w:hAnsi="Adani"/>
-          <w:b w:val="0"/>
-          <w:sz w:val="20"/>
-          <w:u w:val="none"/>
-        </w:rPr>
-        <w:t>ADANI INFRASTRUCTURE PRIVATE LIMITED</w:t>
-      </w:r>
-    </w:p>
-    <w:p>
-      <w:pPr>
-        <w:spacing w:before="0" w:after="0"/>
-        <w:jc w:val="left"/>
-      </w:pPr>
-      <w:r>
-        <w:rPr>
-          <w:rFonts w:ascii="Adani" w:hAnsi="Adani"/>
-          <w:b w:val="0"/>
-          <w:sz w:val="20"/>
-          <w:u w:val="none"/>
-        </w:rPr>
-        <w:t>ADANI FINSERVE PRIVATE LIMITED</w:t>
-      </w:r>
-    </w:p>
-    <w:p>
-      <w:pPr>
-        <w:spacing w:before="0" w:after="0"/>
-        <w:jc w:val="left"/>
-      </w:pPr>
-      <w:r>
-        <w:rPr>
-          <w:rFonts w:ascii="Adani" w:hAnsi="Adani"/>
-          <w:b w:val="0"/>
-          <w:sz w:val="20"/>
-          <w:u w:val="none"/>
-        </w:rPr>
-        <w:t>ADANI AEROSPACE AND DEFENCE LIMITED</w:t>
-      </w:r>
-    </w:p>
-    <w:p>
-      <w:pPr>
-        <w:spacing w:before="0" w:after="0"/>
-        <w:jc w:val="left"/>
-      </w:pPr>
-      <w:r>
-        <w:rPr>
-          <w:rFonts w:ascii="Adani" w:hAnsi="Adani"/>
-          <w:b w:val="0"/>
-          <w:sz w:val="20"/>
-          <w:u w:val="none"/>
-        </w:rPr>
-        <w:t>ADANI NAVAL DEFENCE SYSTEMS AND TECHNOLOGIES LIMITED</w:t>
-      </w:r>
-    </w:p>
-    <w:p>
-      <w:pPr>
-        <w:spacing w:before="0" w:after="0"/>
-        <w:jc w:val="left"/>
-      </w:pPr>
-      <w:r>
-        <w:rPr>
-          <w:rFonts w:ascii="Adani" w:hAnsi="Adani"/>
-          <w:b w:val="0"/>
-          <w:sz w:val="20"/>
-          <w:u w:val="none"/>
-        </w:rPr>
-        <w:t>ORDEFENCE SYSTEMS LIMITED</w:t>
-      </w:r>
-    </w:p>
-    <w:p>
-      <w:pPr>
-        <w:spacing w:before="0" w:after="0"/>
-        <w:jc w:val="left"/>
-      </w:pPr>
-      <w:r>
-        <w:rPr>
-          <w:rFonts w:ascii="Adani" w:hAnsi="Adani"/>
-          <w:b w:val="0"/>
-          <w:sz w:val="20"/>
-          <w:u w:val="none"/>
-        </w:rPr>
-        <w:t>ADANI DEFENCE SYSTEMS AND TECHNOLOGIES LIMITED</w:t>
-      </w:r>
-    </w:p>
-    <w:p>
-      <w:pPr>
-        <w:spacing w:before="0" w:after="0"/>
-        <w:jc w:val="left"/>
-      </w:pPr>
-      <w:r>
-        <w:rPr>
-          <w:rFonts w:ascii="Adani" w:hAnsi="Adani"/>
-          <w:b w:val="0"/>
-          <w:sz w:val="20"/>
-          <w:u w:val="none"/>
-        </w:rPr>
-        <w:t>ADANI CEMENTS LIMITED</w:t>
-      </w:r>
-    </w:p>
-    <w:p>
-      <w:pPr>
         <w:spacing w:before="0" w:after="160"/>
         <w:jc w:val="left"/>
       </w:pPr>
       <w:r>
         <w:rPr>
           <w:rFonts w:ascii="Adani" w:hAnsi="Adani"/>
-          <w:b w:val="0"/>
+          <w:b/>
           <w:sz w:val="20"/>
           <w:u w:val="none"/>
         </w:rPr>
-        <w:t>ADANI LOGISTICS LIMITED</w:t>
+        <w:t>HESTER BIOSCIENCES LIMITED</w:t>
       </w:r>
     </w:p>
     <w:p>
@@ -1384,148 +1099,6 @@
                 <w:sz w:val="18"/>
                 <w:u w:val="none"/>
               </w:rPr>
-              <w:t>KARAIKAL PORT PRIVATE LIMITED</w:t>
-            </w:r>
-          </w:p>
-        </w:tc>
-        <w:tc>
-          <w:tcPr>
-            <w:tcW w:type="dxa" w:w="1814"/>
-            <w:shd w:val="clear" w:color="auto" w:fill="FFFFFF"/>
-            <w:tcBorders>
-              <w:top w:val="single" w:sz="4" w:space="0" w:color="000000"/>
-              <w:left w:val="single" w:sz="4" w:space="0" w:color="000000"/>
-              <w:bottom w:val="single" w:sz="4" w:space="0" w:color="000000"/>
-              <w:right w:val="single" w:sz="4" w:space="0" w:color="000000"/>
-            </w:tcBorders>
-            <w:vAlign w:val="center"/>
-          </w:tcPr>
-          <w:p>
-            <w:pPr>
-              <w:spacing w:before="40" w:after="40"/>
-              <w:jc w:val="left"/>
-            </w:pPr>
-            <w:r>
-              <w:rPr>
-                <w:rFonts w:ascii="Adani" w:hAnsi="Adani"/>
-                <w:b w:val="0"/>
-                <w:sz w:val="18"/>
-                <w:u w:val="none"/>
-              </w:rPr>
-              <w:t>Director</w:t>
-            </w:r>
-          </w:p>
-        </w:tc>
-        <w:tc>
-          <w:tcPr>
-            <w:tcW w:type="dxa" w:w="1020"/>
-            <w:shd w:val="clear" w:color="auto" w:fill="FFFFFF"/>
-            <w:tcBorders>
-              <w:top w:val="single" w:sz="4" w:space="0" w:color="000000"/>
-              <w:left w:val="single" w:sz="4" w:space="0" w:color="000000"/>
-              <w:bottom w:val="single" w:sz="4" w:space="0" w:color="000000"/>
-              <w:right w:val="single" w:sz="4" w:space="0" w:color="000000"/>
-            </w:tcBorders>
-            <w:vAlign w:val="center"/>
-          </w:tcPr>
-          <w:p>
-            <w:pPr>
-              <w:spacing w:before="40" w:after="40"/>
-              <w:jc w:val="left"/>
-            </w:pPr>
-            <w:r>
-              <w:rPr>
-                <w:rFonts w:ascii="Adani" w:hAnsi="Adani"/>
-                <w:b w:val="0"/>
-                <w:sz w:val="18"/>
-                <w:u w:val="none"/>
-              </w:rPr>
-              <w:t>NIL</w:t>
-            </w:r>
-          </w:p>
-        </w:tc>
-        <w:tc>
-          <w:tcPr>
-            <w:tcW w:type="dxa" w:w="1247"/>
-            <w:shd w:val="clear" w:color="auto" w:fill="FFFFFF"/>
-            <w:tcBorders>
-              <w:top w:val="single" w:sz="4" w:space="0" w:color="000000"/>
-              <w:left w:val="single" w:sz="4" w:space="0" w:color="000000"/>
-              <w:bottom w:val="single" w:sz="4" w:space="0" w:color="000000"/>
-              <w:right w:val="single" w:sz="4" w:space="0" w:color="000000"/>
-            </w:tcBorders>
-            <w:vAlign w:val="center"/>
-          </w:tcPr>
-          <w:p>
-            <w:pPr>
-              <w:spacing w:before="40" w:after="40"/>
-              <w:jc w:val="left"/>
-            </w:pPr>
-            <w:r>
-              <w:rPr>
-                <w:rFonts w:ascii="Adani" w:hAnsi="Adani"/>
-                <w:b w:val="0"/>
-                <w:sz w:val="18"/>
-                <w:u w:val="none"/>
-              </w:rPr>
-              <w:t>17/01/2022</w:t>
-            </w:r>
-          </w:p>
-        </w:tc>
-      </w:tr>
-      <w:tr>
-        <w:tc>
-          <w:tcPr>
-            <w:tcW w:type="dxa" w:w="680"/>
-            <w:shd w:val="clear" w:color="auto" w:fill="FFFFFF"/>
-            <w:tcBorders>
-              <w:top w:val="single" w:sz="4" w:space="0" w:color="000000"/>
-              <w:left w:val="single" w:sz="4" w:space="0" w:color="000000"/>
-              <w:bottom w:val="single" w:sz="4" w:space="0" w:color="000000"/>
-              <w:right w:val="single" w:sz="4" w:space="0" w:color="000000"/>
-            </w:tcBorders>
-            <w:vAlign w:val="center"/>
-          </w:tcPr>
-          <w:p>
-            <w:pPr>
-              <w:spacing w:before="40" w:after="40"/>
-              <w:jc w:val="left"/>
-            </w:pPr>
-            <w:r>
-              <w:rPr>
-                <w:rFonts w:ascii="Adani" w:hAnsi="Adani"/>
-                <w:b w:val="0"/>
-                <w:sz w:val="18"/>
-                <w:u w:val="none"/>
-              </w:rPr>
-              <w:t>7</w:t>
-            </w:r>
-          </w:p>
-        </w:tc>
-        <w:tc>
-          <w:tcPr>
-            <w:tcW w:type="dxa" w:w="3969"/>
-            <w:shd w:val="clear" w:color="auto" w:fill="FFFFFF"/>
-            <w:tcBorders>
-              <w:top w:val="single" w:sz="4" w:space="0" w:color="000000"/>
-              <w:left w:val="single" w:sz="4" w:space="0" w:color="000000"/>
-              <w:bottom w:val="single" w:sz="4" w:space="0" w:color="000000"/>
-              <w:right w:val="single" w:sz="4" w:space="0" w:color="000000"/>
-            </w:tcBorders>
-            <w:vAlign w:val="center"/>
-          </w:tcPr>
-          <w:p>
-            <w:pPr>
-              <w:spacing w:before="40" w:after="40"/>
-              <w:jc w:val="left"/>
-            </w:pPr>
-            <w:r>
-              <w:rPr>
-                <w:rFonts w:ascii="Adani" w:hAnsi="Adani"/>
-                <w:b w:val="0"/>
-                <w:sz w:val="18"/>
-                <w:u w:val="none"/>
-              </w:rPr>
               <w:t>HESTER BIOSCIENCES LIMITED</w:t>
             </w:r>
           </w:p>
@@ -1640,7 +1213,7 @@
                 <w:sz w:val="18"/>
                 <w:u w:val="none"/>
               </w:rPr>
-              <w:t>8</w:t>
+              <w:t>7</w:t>
             </w:r>
           </w:p>
         </w:tc>
@@ -1782,291 +1355,7 @@
                 <w:sz w:val="18"/>
                 <w:u w:val="none"/>
               </w:rPr>
-              <w:t>9</w:t>
-            </w:r>
-          </w:p>
-        </w:tc>
-        <w:tc>
-          <w:tcPr>
-            <w:tcW w:type="dxa" w:w="3969"/>
-            <w:shd w:val="clear" w:color="auto" w:fill="FFFFFF"/>
-            <w:tcBorders>
-              <w:top w:val="single" w:sz="4" w:space="0" w:color="000000"/>
-              <w:left w:val="single" w:sz="4" w:space="0" w:color="000000"/>
-              <w:bottom w:val="single" w:sz="4" w:space="0" w:color="000000"/>
-              <w:right w:val="single" w:sz="4" w:space="0" w:color="000000"/>
-            </w:tcBorders>
-            <w:vAlign w:val="center"/>
-          </w:tcPr>
-          <w:p>
-            <w:pPr>
-              <w:spacing w:before="40" w:after="40"/>
-              <w:jc w:val="left"/>
-            </w:pPr>
-            <w:r>
-              <w:rPr>
-                <w:rFonts w:ascii="Adani" w:hAnsi="Adani"/>
-                <w:b w:val="0"/>
-                <w:sz w:val="18"/>
-                <w:u w:val="none"/>
-              </w:rPr>
-              <w:t>MARKET PULSE TECHNOLOGIES PRIVATE LIMITED</w:t>
-            </w:r>
-          </w:p>
-        </w:tc>
-        <w:tc>
-          <w:tcPr>
-            <w:tcW w:type="dxa" w:w="1814"/>
-            <w:shd w:val="clear" w:color="auto" w:fill="FFFFFF"/>
-            <w:tcBorders>
-              <w:top w:val="single" w:sz="4" w:space="0" w:color="000000"/>
-              <w:left w:val="single" w:sz="4" w:space="0" w:color="000000"/>
-              <w:bottom w:val="single" w:sz="4" w:space="0" w:color="000000"/>
-              <w:right w:val="single" w:sz="4" w:space="0" w:color="000000"/>
-            </w:tcBorders>
-            <w:vAlign w:val="center"/>
-          </w:tcPr>
-          <w:p>
-            <w:pPr>
-              <w:spacing w:before="40" w:after="40"/>
-              <w:jc w:val="left"/>
-            </w:pPr>
-            <w:r>
-              <w:rPr>
-                <w:rFonts w:ascii="Adani" w:hAnsi="Adani"/>
-                <w:b w:val="0"/>
-                <w:sz w:val="18"/>
-                <w:u w:val="none"/>
-              </w:rPr>
-              <w:t>Director</w:t>
-            </w:r>
-          </w:p>
-        </w:tc>
-        <w:tc>
-          <w:tcPr>
-            <w:tcW w:type="dxa" w:w="1020"/>
-            <w:shd w:val="clear" w:color="auto" w:fill="FFFFFF"/>
-            <w:tcBorders>
-              <w:top w:val="single" w:sz="4" w:space="0" w:color="000000"/>
-              <w:left w:val="single" w:sz="4" w:space="0" w:color="000000"/>
-              <w:bottom w:val="single" w:sz="4" w:space="0" w:color="000000"/>
-              <w:right w:val="single" w:sz="4" w:space="0" w:color="000000"/>
-            </w:tcBorders>
-            <w:vAlign w:val="center"/>
-          </w:tcPr>
-          <w:p>
-            <w:pPr>
-              <w:spacing w:before="40" w:after="40"/>
-              <w:jc w:val="left"/>
-            </w:pPr>
-            <w:r>
-              <w:rPr>
-                <w:rFonts w:ascii="Adani" w:hAnsi="Adani"/>
-                <w:b w:val="0"/>
-                <w:sz w:val="18"/>
-                <w:u w:val="none"/>
-              </w:rPr>
-              <w:t>NIL</w:t>
-            </w:r>
-          </w:p>
-        </w:tc>
-        <w:tc>
-          <w:tcPr>
-            <w:tcW w:type="dxa" w:w="1247"/>
-            <w:shd w:val="clear" w:color="auto" w:fill="FFFFFF"/>
-            <w:tcBorders>
-              <w:top w:val="single" w:sz="4" w:space="0" w:color="000000"/>
-              <w:left w:val="single" w:sz="4" w:space="0" w:color="000000"/>
-              <w:bottom w:val="single" w:sz="4" w:space="0" w:color="000000"/>
-              <w:right w:val="single" w:sz="4" w:space="0" w:color="000000"/>
-            </w:tcBorders>
-            <w:vAlign w:val="center"/>
-          </w:tcPr>
-          <w:p>
-            <w:pPr>
-              <w:spacing w:before="40" w:after="40"/>
-              <w:jc w:val="left"/>
-            </w:pPr>
-            <w:r>
-              <w:rPr>
-                <w:rFonts w:ascii="Adani" w:hAnsi="Adani"/>
-                <w:b w:val="0"/>
-                <w:sz w:val="18"/>
-                <w:u w:val="none"/>
-              </w:rPr>
-              <w:t>17/02/2020</w:t>
-            </w:r>
-          </w:p>
-        </w:tc>
-      </w:tr>
-      <w:tr>
-        <w:tc>
-          <w:tcPr>
-            <w:tcW w:type="dxa" w:w="680"/>
-            <w:shd w:val="clear" w:color="auto" w:fill="FFFFFF"/>
-            <w:tcBorders>
-              <w:top w:val="single" w:sz="4" w:space="0" w:color="000000"/>
-              <w:left w:val="single" w:sz="4" w:space="0" w:color="000000"/>
-              <w:bottom w:val="single" w:sz="4" w:space="0" w:color="000000"/>
-              <w:right w:val="single" w:sz="4" w:space="0" w:color="000000"/>
-            </w:tcBorders>
-            <w:vAlign w:val="center"/>
-          </w:tcPr>
-          <w:p>
-            <w:pPr>
-              <w:spacing w:before="40" w:after="40"/>
-              <w:jc w:val="left"/>
-            </w:pPr>
-            <w:r>
-              <w:rPr>
-                <w:rFonts w:ascii="Adani" w:hAnsi="Adani"/>
-                <w:b w:val="0"/>
-                <w:sz w:val="18"/>
-                <w:u w:val="none"/>
-              </w:rPr>
-              <w:t>10</w:t>
-            </w:r>
-          </w:p>
-        </w:tc>
-        <w:tc>
-          <w:tcPr>
-            <w:tcW w:type="dxa" w:w="3969"/>
-            <w:shd w:val="clear" w:color="auto" w:fill="FFFFFF"/>
-            <w:tcBorders>
-              <w:top w:val="single" w:sz="4" w:space="0" w:color="000000"/>
-              <w:left w:val="single" w:sz="4" w:space="0" w:color="000000"/>
-              <w:bottom w:val="single" w:sz="4" w:space="0" w:color="000000"/>
-              <w:right w:val="single" w:sz="4" w:space="0" w:color="000000"/>
-            </w:tcBorders>
-            <w:vAlign w:val="center"/>
-          </w:tcPr>
-          <w:p>
-            <w:pPr>
-              <w:spacing w:before="40" w:after="40"/>
-              <w:jc w:val="left"/>
-            </w:pPr>
-            <w:r>
-              <w:rPr>
-                <w:rFonts w:ascii="Adani" w:hAnsi="Adani"/>
-                <w:b w:val="0"/>
-                <w:sz w:val="18"/>
-                <w:u w:val="none"/>
-              </w:rPr>
-              <w:t>ADANI-ELBIT ADVANCED SYSTEMS INDIA LIMITED</w:t>
-            </w:r>
-          </w:p>
-        </w:tc>
-        <w:tc>
-          <w:tcPr>
-            <w:tcW w:type="dxa" w:w="1814"/>
-            <w:shd w:val="clear" w:color="auto" w:fill="FFFFFF"/>
-            <w:tcBorders>
-              <w:top w:val="single" w:sz="4" w:space="0" w:color="000000"/>
-              <w:left w:val="single" w:sz="4" w:space="0" w:color="000000"/>
-              <w:bottom w:val="single" w:sz="4" w:space="0" w:color="000000"/>
-              <w:right w:val="single" w:sz="4" w:space="0" w:color="000000"/>
-            </w:tcBorders>
-            <w:vAlign w:val="center"/>
-          </w:tcPr>
-          <w:p>
-            <w:pPr>
-              <w:spacing w:before="40" w:after="40"/>
-              <w:jc w:val="left"/>
-            </w:pPr>
-            <w:r>
-              <w:rPr>
-                <w:rFonts w:ascii="Adani" w:hAnsi="Adani"/>
-                <w:b w:val="0"/>
-                <w:sz w:val="18"/>
-                <w:u w:val="none"/>
-              </w:rPr>
-              <w:t>Additional Director</w:t>
-            </w:r>
-          </w:p>
-        </w:tc>
-        <w:tc>
-          <w:tcPr>
-            <w:tcW w:type="dxa" w:w="1020"/>
-            <w:shd w:val="clear" w:color="auto" w:fill="FFFFFF"/>
-            <w:tcBorders>
-              <w:top w:val="single" w:sz="4" w:space="0" w:color="000000"/>
-              <w:left w:val="single" w:sz="4" w:space="0" w:color="000000"/>
-              <w:bottom w:val="single" w:sz="4" w:space="0" w:color="000000"/>
-              <w:right w:val="single" w:sz="4" w:space="0" w:color="000000"/>
-            </w:tcBorders>
-            <w:vAlign w:val="center"/>
-          </w:tcPr>
-          <w:p>
-            <w:pPr>
-              <w:spacing w:before="40" w:after="40"/>
-              <w:jc w:val="left"/>
-            </w:pPr>
-            <w:r>
-              <w:rPr>
-                <w:rFonts w:ascii="Adani" w:hAnsi="Adani"/>
-                <w:b w:val="0"/>
-                <w:sz w:val="18"/>
-                <w:u w:val="none"/>
-              </w:rPr>
-              <w:t>NIL</w:t>
-            </w:r>
-          </w:p>
-        </w:tc>
-        <w:tc>
-          <w:tcPr>
-            <w:tcW w:type="dxa" w:w="1247"/>
-            <w:shd w:val="clear" w:color="auto" w:fill="FFFFFF"/>
-            <w:tcBorders>
-              <w:top w:val="single" w:sz="4" w:space="0" w:color="000000"/>
-              <w:left w:val="single" w:sz="4" w:space="0" w:color="000000"/>
-              <w:bottom w:val="single" w:sz="4" w:space="0" w:color="000000"/>
-              <w:right w:val="single" w:sz="4" w:space="0" w:color="000000"/>
-            </w:tcBorders>
-            <w:vAlign w:val="center"/>
-          </w:tcPr>
-          <w:p>
-            <w:pPr>
-              <w:spacing w:before="40" w:after="40"/>
-              <w:jc w:val="left"/>
-            </w:pPr>
-            <w:r>
-              <w:rPr>
-                <w:rFonts w:ascii="Adani" w:hAnsi="Adani"/>
-                <w:b w:val="0"/>
-                <w:sz w:val="18"/>
-                <w:u w:val="none"/>
-              </w:rPr>
-              <w:t>26/11/2019</w:t>
-            </w:r>
-          </w:p>
-        </w:tc>
-      </w:tr>
-      <w:tr>
-        <w:tc>
-          <w:tcPr>
-            <w:tcW w:type="dxa" w:w="680"/>
-            <w:shd w:val="clear" w:color="auto" w:fill="FFFFFF"/>
-            <w:tcBorders>
-              <w:top w:val="single" w:sz="4" w:space="0" w:color="000000"/>
-              <w:left w:val="single" w:sz="4" w:space="0" w:color="000000"/>
-              <w:bottom w:val="single" w:sz="4" w:space="0" w:color="000000"/>
-              <w:right w:val="single" w:sz="4" w:space="0" w:color="000000"/>
-            </w:tcBorders>
-            <w:vAlign w:val="center"/>
-          </w:tcPr>
-          <w:p>
-            <w:pPr>
-              <w:spacing w:before="40" w:after="40"/>
-              <w:jc w:val="left"/>
-            </w:pPr>
-            <w:r>
-              <w:rPr>
-                <w:rFonts w:ascii="Adani" w:hAnsi="Adani"/>
-                <w:b w:val="0"/>
-                <w:sz w:val="18"/>
-                <w:u w:val="none"/>
-              </w:rPr>
-              <w:t>11</w:t>
+              <w:t>8</w:t>
             </w:r>
           </w:p>
         </w:tc>
@@ -2208,7 +1497,7 @@
                 <w:sz w:val="18"/>
                 <w:u w:val="none"/>
               </w:rPr>
-              <w:t>12</w:t>
+              <w:t>9</w:t>
             </w:r>
           </w:p>
         </w:tc>
@@ -2350,7 +1639,7 @@
                 <w:sz w:val="18"/>
                 <w:u w:val="none"/>
               </w:rPr>
-              <w:t>13</w:t>
+              <w:t>10</w:t>
             </w:r>
           </w:p>
         </w:tc>
@@ -2378,7 +1667,7 @@
                 <w:sz w:val="18"/>
                 <w:u w:val="none"/>
               </w:rPr>
-              <w:t>ADANI INFRASTRUCTURE PRIVATE LIMITED</w:t>
+              <w:t>ADANI NAVAL DEFENCE SYSTEMS AND TECHNOLOGIES LIMITED</w:t>
             </w:r>
           </w:p>
         </w:tc>
@@ -2462,7 +1751,7 @@
                 <w:sz w:val="18"/>
                 <w:u w:val="none"/>
               </w:rPr>
-              <w:t>21/03/2017</w:t>
+              <w:t>17/07/2015</w:t>
             </w:r>
           </w:p>
         </w:tc>
@@ -2492,149 +1781,7 @@
                 <w:sz w:val="18"/>
                 <w:u w:val="none"/>
               </w:rPr>
-              <w:t>14</w:t>
-            </w:r>
-          </w:p>
-        </w:tc>
-        <w:tc>
-          <w:tcPr>
-            <w:tcW w:type="dxa" w:w="3969"/>
-            <w:shd w:val="clear" w:color="auto" w:fill="FFFFFF"/>
-            <w:tcBorders>
-              <w:top w:val="single" w:sz="4" w:space="0" w:color="000000"/>
-              <w:left w:val="single" w:sz="4" w:space="0" w:color="000000"/>
-              <w:bottom w:val="single" w:sz="4" w:space="0" w:color="000000"/>
-              <w:right w:val="single" w:sz="4" w:space="0" w:color="000000"/>
-            </w:tcBorders>
-            <w:vAlign w:val="center"/>
-          </w:tcPr>
-          <w:p>
-            <w:pPr>
-              <w:spacing w:before="40" w:after="40"/>
-              <w:jc w:val="left"/>
-            </w:pPr>
-            <w:r>
-              <w:rPr>
-                <w:rFonts w:ascii="Adani" w:hAnsi="Adani"/>
-                <w:b w:val="0"/>
-                <w:sz w:val="18"/>
-                <w:u w:val="none"/>
-              </w:rPr>
-              <w:t>ADANI FINSERVE PRIVATE LIMITED</w:t>
-            </w:r>
-          </w:p>
-        </w:tc>
-        <w:tc>
-          <w:tcPr>
-            <w:tcW w:type="dxa" w:w="1814"/>
-            <w:shd w:val="clear" w:color="auto" w:fill="FFFFFF"/>
-            <w:tcBorders>
-              <w:top w:val="single" w:sz="4" w:space="0" w:color="000000"/>
-              <w:left w:val="single" w:sz="4" w:space="0" w:color="000000"/>
-              <w:bottom w:val="single" w:sz="4" w:space="0" w:color="000000"/>
-              <w:right w:val="single" w:sz="4" w:space="0" w:color="000000"/>
-            </w:tcBorders>
-            <w:vAlign w:val="center"/>
-          </w:tcPr>
-          <w:p>
-            <w:pPr>
-              <w:spacing w:before="40" w:after="40"/>
-              <w:jc w:val="left"/>
-            </w:pPr>
-            <w:r>
-              <w:rPr>
-                <w:rFonts w:ascii="Adani" w:hAnsi="Adani"/>
-                <w:b w:val="0"/>
-                <w:sz w:val="18"/>
-                <w:u w:val="none"/>
-              </w:rPr>
-              <w:t>Director</w:t>
-            </w:r>
-          </w:p>
-        </w:tc>
-        <w:tc>
-          <w:tcPr>
-            <w:tcW w:type="dxa" w:w="1020"/>
-            <w:shd w:val="clear" w:color="auto" w:fill="FFFFFF"/>
-            <w:tcBorders>
-              <w:top w:val="single" w:sz="4" w:space="0" w:color="000000"/>
-              <w:left w:val="single" w:sz="4" w:space="0" w:color="000000"/>
-              <w:bottom w:val="single" w:sz="4" w:space="0" w:color="000000"/>
-              <w:right w:val="single" w:sz="4" w:space="0" w:color="000000"/>
-            </w:tcBorders>
-            <w:vAlign w:val="center"/>
-          </w:tcPr>
-          <w:p>
-            <w:pPr>
-              <w:spacing w:before="40" w:after="40"/>
-              <w:jc w:val="left"/>
-            </w:pPr>
-            <w:r>
-              <w:rPr>
-                <w:rFonts w:ascii="Adani" w:hAnsi="Adani"/>
-                <w:b w:val="0"/>
-                <w:sz w:val="18"/>
-                <w:u w:val="none"/>
-              </w:rPr>
-              <w:t>NIL</w:t>
-            </w:r>
-          </w:p>
-        </w:tc>
-        <w:tc>
-          <w:tcPr>
-            <w:tcW w:type="dxa" w:w="1247"/>
-            <w:shd w:val="clear" w:color="auto" w:fill="FFFFFF"/>
-            <w:tcBorders>
-              <w:top w:val="single" w:sz="4" w:space="0" w:color="000000"/>
-              <w:left w:val="single" w:sz="4" w:space="0" w:color="000000"/>
-              <w:bottom w:val="single" w:sz="4" w:space="0" w:color="000000"/>
-              <w:right w:val="single" w:sz="4" w:space="0" w:color="000000"/>
-            </w:tcBorders>
-            <w:vAlign w:val="center"/>
-          </w:tcPr>
-          <w:p>
-            <w:pPr>
-              <w:spacing w:before="40" w:after="40"/>
-              <w:jc w:val="left"/>
-            </w:pPr>
-            <w:r>
-              <w:rPr>
-                <w:rFonts w:ascii="Adani" w:hAnsi="Adani"/>
-                <w:b w:val="0"/>
-                <w:sz w:val="18"/>
-                <w:u w:val="none"/>
-              </w:rPr>
-              <w:t>18/03/2016</w:t>
-            </w:r>
-          </w:p>
-        </w:tc>
-      </w:tr>
-      <w:tr>
-        <w:tc>
-          <w:tcPr>
-            <w:tcW w:type="dxa" w:w="680"/>
-            <w:shd w:val="clear" w:color="auto" w:fill="FFFFFF"/>
-            <w:tcBorders>
-              <w:top w:val="single" w:sz="4" w:space="0" w:color="000000"/>
-              <w:left w:val="single" w:sz="4" w:space="0" w:color="000000"/>
-              <w:bottom w:val="single" w:sz="4" w:space="0" w:color="000000"/>
-              <w:right w:val="single" w:sz="4" w:space="0" w:color="000000"/>
-            </w:tcBorders>
-            <w:vAlign w:val="center"/>
-          </w:tcPr>
-          <w:p>
-            <w:pPr>
-              <w:spacing w:before="40" w:after="40"/>
-              <w:jc w:val="left"/>
-            </w:pPr>
-            <w:r>
-              <w:rPr>
-                <w:rFonts w:ascii="Adani" w:hAnsi="Adani"/>
-                <w:b w:val="0"/>
-                <w:sz w:val="18"/>
-                <w:u w:val="none"/>
-              </w:rPr>
-              <w:t>15</w:t>
+              <w:t>11</w:t>
             </w:r>
           </w:p>
         </w:tc>
@@ -2776,291 +1923,7 @@
                 <w:sz w:val="18"/>
                 <w:u w:val="none"/>
               </w:rPr>
-              <w:t>16</w:t>
-            </w:r>
-          </w:p>
-        </w:tc>
-        <w:tc>
-          <w:tcPr>
-            <w:tcW w:type="dxa" w:w="3969"/>
-            <w:shd w:val="clear" w:color="auto" w:fill="FFFFFF"/>
-            <w:tcBorders>
-              <w:top w:val="single" w:sz="4" w:space="0" w:color="000000"/>
-              <w:left w:val="single" w:sz="4" w:space="0" w:color="000000"/>
-              <w:bottom w:val="single" w:sz="4" w:space="0" w:color="000000"/>
-              <w:right w:val="single" w:sz="4" w:space="0" w:color="000000"/>
-            </w:tcBorders>
-            <w:vAlign w:val="center"/>
-          </w:tcPr>
-          <w:p>
-            <w:pPr>
-              <w:spacing w:before="40" w:after="40"/>
-              <w:jc w:val="left"/>
-            </w:pPr>
-            <w:r>
-              <w:rPr>
-                <w:rFonts w:ascii="Adani" w:hAnsi="Adani"/>
-                <w:b w:val="0"/>
-                <w:sz w:val="18"/>
-                <w:u w:val="none"/>
-              </w:rPr>
-              <w:t>ADANI NAVAL DEFENCE SYSTEMS AND TECHNOLOGIES LIMITED</w:t>
-            </w:r>
-          </w:p>
-        </w:tc>
-        <w:tc>
-          <w:tcPr>
-            <w:tcW w:type="dxa" w:w="1814"/>
-            <w:shd w:val="clear" w:color="auto" w:fill="FFFFFF"/>
-            <w:tcBorders>
-              <w:top w:val="single" w:sz="4" w:space="0" w:color="000000"/>
-              <w:left w:val="single" w:sz="4" w:space="0" w:color="000000"/>
-              <w:bottom w:val="single" w:sz="4" w:space="0" w:color="000000"/>
-              <w:right w:val="single" w:sz="4" w:space="0" w:color="000000"/>
-            </w:tcBorders>
-            <w:vAlign w:val="center"/>
-          </w:tcPr>
-          <w:p>
-            <w:pPr>
-              <w:spacing w:before="40" w:after="40"/>
-              <w:jc w:val="left"/>
-            </w:pPr>
-            <w:r>
-              <w:rPr>
-                <w:rFonts w:ascii="Adani" w:hAnsi="Adani"/>
-                <w:b w:val="0"/>
-                <w:sz w:val="18"/>
-                <w:u w:val="none"/>
-              </w:rPr>
-              <w:t>Director</w:t>
-            </w:r>
-          </w:p>
-        </w:tc>
-        <w:tc>
-          <w:tcPr>
-            <w:tcW w:type="dxa" w:w="1020"/>
-            <w:shd w:val="clear" w:color="auto" w:fill="FFFFFF"/>
-            <w:tcBorders>
-              <w:top w:val="single" w:sz="4" w:space="0" w:color="000000"/>
-              <w:left w:val="single" w:sz="4" w:space="0" w:color="000000"/>
-              <w:bottom w:val="single" w:sz="4" w:space="0" w:color="000000"/>
-              <w:right w:val="single" w:sz="4" w:space="0" w:color="000000"/>
-            </w:tcBorders>
-            <w:vAlign w:val="center"/>
-          </w:tcPr>
-          <w:p>
-            <w:pPr>
-              <w:spacing w:before="40" w:after="40"/>
-              <w:jc w:val="left"/>
-            </w:pPr>
-            <w:r>
-              <w:rPr>
-                <w:rFonts w:ascii="Adani" w:hAnsi="Adani"/>
-                <w:b w:val="0"/>
-                <w:sz w:val="18"/>
-                <w:u w:val="none"/>
-              </w:rPr>
-              <w:t>NIL</w:t>
-            </w:r>
-          </w:p>
-        </w:tc>
-        <w:tc>
-          <w:tcPr>
-            <w:tcW w:type="dxa" w:w="1247"/>
-            <w:shd w:val="clear" w:color="auto" w:fill="FFFFFF"/>
-            <w:tcBorders>
-              <w:top w:val="single" w:sz="4" w:space="0" w:color="000000"/>
-              <w:left w:val="single" w:sz="4" w:space="0" w:color="000000"/>
-              <w:bottom w:val="single" w:sz="4" w:space="0" w:color="000000"/>
-              <w:right w:val="single" w:sz="4" w:space="0" w:color="000000"/>
-            </w:tcBorders>
-            <w:vAlign w:val="center"/>
-          </w:tcPr>
-          <w:p>
-            <w:pPr>
-              <w:spacing w:before="40" w:after="40"/>
-              <w:jc w:val="left"/>
-            </w:pPr>
-            <w:r>
-              <w:rPr>
-                <w:rFonts w:ascii="Adani" w:hAnsi="Adani"/>
-                <w:b w:val="0"/>
-                <w:sz w:val="18"/>
-                <w:u w:val="none"/>
-              </w:rPr>
-              <w:t>17/07/2015</w:t>
-            </w:r>
-          </w:p>
-        </w:tc>
-      </w:tr>
-      <w:tr>
-        <w:tc>
-          <w:tcPr>
-            <w:tcW w:type="dxa" w:w="680"/>
-            <w:shd w:val="clear" w:color="auto" w:fill="FFFFFF"/>
-            <w:tcBorders>
-              <w:top w:val="single" w:sz="4" w:space="0" w:color="000000"/>
-              <w:left w:val="single" w:sz="4" w:space="0" w:color="000000"/>
-              <w:bottom w:val="single" w:sz="4" w:space="0" w:color="000000"/>
-              <w:right w:val="single" w:sz="4" w:space="0" w:color="000000"/>
-            </w:tcBorders>
-            <w:vAlign w:val="center"/>
-          </w:tcPr>
-          <w:p>
-            <w:pPr>
-              <w:spacing w:before="40" w:after="40"/>
-              <w:jc w:val="left"/>
-            </w:pPr>
-            <w:r>
-              <w:rPr>
-                <w:rFonts w:ascii="Adani" w:hAnsi="Adani"/>
-                <w:b w:val="0"/>
-                <w:sz w:val="18"/>
-                <w:u w:val="none"/>
-              </w:rPr>
-              <w:t>17</w:t>
-            </w:r>
-          </w:p>
-        </w:tc>
-        <w:tc>
-          <w:tcPr>
-            <w:tcW w:type="dxa" w:w="3969"/>
-            <w:shd w:val="clear" w:color="auto" w:fill="FFFFFF"/>
-            <w:tcBorders>
-              <w:top w:val="single" w:sz="4" w:space="0" w:color="000000"/>
-              <w:left w:val="single" w:sz="4" w:space="0" w:color="000000"/>
-              <w:bottom w:val="single" w:sz="4" w:space="0" w:color="000000"/>
-              <w:right w:val="single" w:sz="4" w:space="0" w:color="000000"/>
-            </w:tcBorders>
-            <w:vAlign w:val="center"/>
-          </w:tcPr>
-          <w:p>
-            <w:pPr>
-              <w:spacing w:before="40" w:after="40"/>
-              <w:jc w:val="left"/>
-            </w:pPr>
-            <w:r>
-              <w:rPr>
-                <w:rFonts w:ascii="Adani" w:hAnsi="Adani"/>
-                <w:b w:val="0"/>
-                <w:sz w:val="18"/>
-                <w:u w:val="none"/>
-              </w:rPr>
-              <w:t>ORDEFENCE SYSTEMS LIMITED</w:t>
-            </w:r>
-          </w:p>
-        </w:tc>
-        <w:tc>
-          <w:tcPr>
-            <w:tcW w:type="dxa" w:w="1814"/>
-            <w:shd w:val="clear" w:color="auto" w:fill="FFFFFF"/>
-            <w:tcBorders>
-              <w:top w:val="single" w:sz="4" w:space="0" w:color="000000"/>
-              <w:left w:val="single" w:sz="4" w:space="0" w:color="000000"/>
-              <w:bottom w:val="single" w:sz="4" w:space="0" w:color="000000"/>
-              <w:right w:val="single" w:sz="4" w:space="0" w:color="000000"/>
-            </w:tcBorders>
-            <w:vAlign w:val="center"/>
-          </w:tcPr>
-          <w:p>
-            <w:pPr>
-              <w:spacing w:before="40" w:after="40"/>
-              <w:jc w:val="left"/>
-            </w:pPr>
-            <w:r>
-              <w:rPr>
-                <w:rFonts w:ascii="Adani" w:hAnsi="Adani"/>
-                <w:b w:val="0"/>
-                <w:sz w:val="18"/>
-                <w:u w:val="none"/>
-              </w:rPr>
-              <w:t>Director</w:t>
-            </w:r>
-          </w:p>
-        </w:tc>
-        <w:tc>
-          <w:tcPr>
-            <w:tcW w:type="dxa" w:w="1020"/>
-            <w:shd w:val="clear" w:color="auto" w:fill="FFFFFF"/>
-            <w:tcBorders>
-              <w:top w:val="single" w:sz="4" w:space="0" w:color="000000"/>
-              <w:left w:val="single" w:sz="4" w:space="0" w:color="000000"/>
-              <w:bottom w:val="single" w:sz="4" w:space="0" w:color="000000"/>
-              <w:right w:val="single" w:sz="4" w:space="0" w:color="000000"/>
-            </w:tcBorders>
-            <w:vAlign w:val="center"/>
-          </w:tcPr>
-          <w:p>
-            <w:pPr>
-              <w:spacing w:before="40" w:after="40"/>
-              <w:jc w:val="left"/>
-            </w:pPr>
-            <w:r>
-              <w:rPr>
-                <w:rFonts w:ascii="Adani" w:hAnsi="Adani"/>
-                <w:b w:val="0"/>
-                <w:sz w:val="18"/>
-                <w:u w:val="none"/>
-              </w:rPr>
-              <w:t>NIL</w:t>
-            </w:r>
-          </w:p>
-        </w:tc>
-        <w:tc>
-          <w:tcPr>
-            <w:tcW w:type="dxa" w:w="1247"/>
-            <w:shd w:val="clear" w:color="auto" w:fill="FFFFFF"/>
-            <w:tcBorders>
-              <w:top w:val="single" w:sz="4" w:space="0" w:color="000000"/>
-              <w:left w:val="single" w:sz="4" w:space="0" w:color="000000"/>
-              <w:bottom w:val="single" w:sz="4" w:space="0" w:color="000000"/>
-              <w:right w:val="single" w:sz="4" w:space="0" w:color="000000"/>
-            </w:tcBorders>
-            <w:vAlign w:val="center"/>
-          </w:tcPr>
-          <w:p>
-            <w:pPr>
-              <w:spacing w:before="40" w:after="40"/>
-              <w:jc w:val="left"/>
-            </w:pPr>
-            <w:r>
-              <w:rPr>
-                <w:rFonts w:ascii="Adani" w:hAnsi="Adani"/>
-                <w:b w:val="0"/>
-                <w:sz w:val="18"/>
-                <w:u w:val="none"/>
-              </w:rPr>
-              <w:t>17/07/2015</w:t>
-            </w:r>
-          </w:p>
-        </w:tc>
-      </w:tr>
-      <w:tr>
-        <w:tc>
-          <w:tcPr>
-            <w:tcW w:type="dxa" w:w="680"/>
-            <w:shd w:val="clear" w:color="auto" w:fill="FFFFFF"/>
-            <w:tcBorders>
-              <w:top w:val="single" w:sz="4" w:space="0" w:color="000000"/>
-              <w:left w:val="single" w:sz="4" w:space="0" w:color="000000"/>
-              <w:bottom w:val="single" w:sz="4" w:space="0" w:color="000000"/>
-              <w:right w:val="single" w:sz="4" w:space="0" w:color="000000"/>
-            </w:tcBorders>
-            <w:vAlign w:val="center"/>
-          </w:tcPr>
-          <w:p>
-            <w:pPr>
-              <w:spacing w:before="40" w:after="40"/>
-              <w:jc w:val="left"/>
-            </w:pPr>
-            <w:r>
-              <w:rPr>
-                <w:rFonts w:ascii="Adani" w:hAnsi="Adani"/>
-                <w:b w:val="0"/>
-                <w:sz w:val="18"/>
-                <w:u w:val="none"/>
-              </w:rPr>
-              <w:t>18</w:t>
+              <w:t>12</w:t>
             </w:r>
           </w:p>
         </w:tc>
@@ -3202,7 +2065,7 @@
                 <w:sz w:val="18"/>
                 <w:u w:val="none"/>
               </w:rPr>
-              <w:t>19</w:t>
+              <w:t>13</w:t>
             </w:r>
           </w:p>
         </w:tc>
@@ -3344,7 +2207,149 @@
                 <w:sz w:val="18"/>
                 <w:u w:val="none"/>
               </w:rPr>
-              <w:t>20</w:t>
+              <w:t>14</w:t>
+            </w:r>
+          </w:p>
+        </w:tc>
+        <w:tc>
+          <w:tcPr>
+            <w:tcW w:type="dxa" w:w="3969"/>
+            <w:shd w:val="clear" w:color="auto" w:fill="FFFFFF"/>
+            <w:tcBorders>
+              <w:top w:val="single" w:sz="4" w:space="0" w:color="000000"/>
+              <w:left w:val="single" w:sz="4" w:space="0" w:color="000000"/>
+              <w:bottom w:val="single" w:sz="4" w:space="0" w:color="000000"/>
+              <w:right w:val="single" w:sz="4" w:space="0" w:color="000000"/>
+            </w:tcBorders>
+            <w:vAlign w:val="center"/>
+          </w:tcPr>
+          <w:p>
+            <w:pPr>
+              <w:spacing w:before="40" w:after="40"/>
+              <w:jc w:val="left"/>
+            </w:pPr>
+            <w:r>
+              <w:rPr>
+                <w:rFonts w:ascii="Adani" w:hAnsi="Adani"/>
+                <w:b w:val="0"/>
+                <w:sz w:val="18"/>
+                <w:u w:val="none"/>
+              </w:rPr>
+              <w:t>INLAND CONWARE (LUDHIANA) PRIVATE LIMITED</w:t>
+            </w:r>
+          </w:p>
+        </w:tc>
+        <w:tc>
+          <w:tcPr>
+            <w:tcW w:type="dxa" w:w="1814"/>
+            <w:shd w:val="clear" w:color="auto" w:fill="FFFFFF"/>
+            <w:tcBorders>
+              <w:top w:val="single" w:sz="4" w:space="0" w:color="000000"/>
+              <w:left w:val="single" w:sz="4" w:space="0" w:color="000000"/>
+              <w:bottom w:val="single" w:sz="4" w:space="0" w:color="000000"/>
+              <w:right w:val="single" w:sz="4" w:space="0" w:color="000000"/>
+            </w:tcBorders>
+            <w:vAlign w:val="center"/>
+          </w:tcPr>
+          <w:p>
+            <w:pPr>
+              <w:spacing w:before="40" w:after="40"/>
+              <w:jc w:val="left"/>
+            </w:pPr>
+            <w:r>
+              <w:rPr>
+                <w:rFonts w:ascii="Adani" w:hAnsi="Adani"/>
+                <w:b w:val="0"/>
+                <w:sz w:val="18"/>
+                <w:u w:val="none"/>
+              </w:rPr>
+              <w:t>Director</w:t>
+            </w:r>
+          </w:p>
+        </w:tc>
+        <w:tc>
+          <w:tcPr>
+            <w:tcW w:type="dxa" w:w="1020"/>
+            <w:shd w:val="clear" w:color="auto" w:fill="FFFFFF"/>
+            <w:tcBorders>
+              <w:top w:val="single" w:sz="4" w:space="0" w:color="000000"/>
+              <w:left w:val="single" w:sz="4" w:space="0" w:color="000000"/>
+              <w:bottom w:val="single" w:sz="4" w:space="0" w:color="000000"/>
+              <w:right w:val="single" w:sz="4" w:space="0" w:color="000000"/>
+            </w:tcBorders>
+            <w:vAlign w:val="center"/>
+          </w:tcPr>
+          <w:p>
+            <w:pPr>
+              <w:spacing w:before="40" w:after="40"/>
+              <w:jc w:val="left"/>
+            </w:pPr>
+            <w:r>
+              <w:rPr>
+                <w:rFonts w:ascii="Adani" w:hAnsi="Adani"/>
+                <w:b w:val="0"/>
+                <w:sz w:val="18"/>
+                <w:u w:val="none"/>
+              </w:rPr>
+              <w:t>NIL</w:t>
+            </w:r>
+          </w:p>
+        </w:tc>
+        <w:tc>
+          <w:tcPr>
+            <w:tcW w:type="dxa" w:w="1247"/>
+            <w:shd w:val="clear" w:color="auto" w:fill="FFFFFF"/>
+            <w:tcBorders>
+              <w:top w:val="single" w:sz="4" w:space="0" w:color="000000"/>
+              <w:left w:val="single" w:sz="4" w:space="0" w:color="000000"/>
+              <w:bottom w:val="single" w:sz="4" w:space="0" w:color="000000"/>
+              <w:right w:val="single" w:sz="4" w:space="0" w:color="000000"/>
+            </w:tcBorders>
+            <w:vAlign w:val="center"/>
+          </w:tcPr>
+          <w:p>
+            <w:pPr>
+              <w:spacing w:before="40" w:after="40"/>
+              <w:jc w:val="left"/>
+            </w:pPr>
+            <w:r>
+              <w:rPr>
+                <w:rFonts w:ascii="Adani" w:hAnsi="Adani"/>
+                <w:b w:val="0"/>
+                <w:sz w:val="18"/>
+                <w:u w:val="none"/>
+              </w:rPr>
+              <w:t>05/09/2005</w:t>
+            </w:r>
+          </w:p>
+        </w:tc>
+      </w:tr>
+      <w:tr>
+        <w:tc>
+          <w:tcPr>
+            <w:tcW w:type="dxa" w:w="680"/>
+            <w:shd w:val="clear" w:color="auto" w:fill="FFFFFF"/>
+            <w:tcBorders>
+              <w:top w:val="single" w:sz="4" w:space="0" w:color="000000"/>
+              <w:left w:val="single" w:sz="4" w:space="0" w:color="000000"/>
+              <w:bottom w:val="single" w:sz="4" w:space="0" w:color="000000"/>
+              <w:right w:val="single" w:sz="4" w:space="0" w:color="000000"/>
+            </w:tcBorders>
+            <w:vAlign w:val="center"/>
+          </w:tcPr>
+          <w:p>
+            <w:pPr>
+              <w:spacing w:before="40" w:after="40"/>
+              <w:jc w:val="left"/>
+            </w:pPr>
+            <w:r>
+              <w:rPr>
+                <w:rFonts w:ascii="Adani" w:hAnsi="Adani"/>
+                <w:b w:val="0"/>
+                <w:sz w:val="18"/>
+                <w:u w:val="none"/>
+              </w:rPr>
+              <w:t>15</w:t>
             </w:r>
           </w:p>
         </w:tc>
@@ -3693,7 +2698,7 @@
                 <w:sz w:val="18"/>
                 <w:u w:val="none"/>
               </w:rPr>
-              <w:t>Date:   07th May, 2026</w:t>
+              <w:t>Date:   15th May, 2026</w:t>
             </w:r>
           </w:p>
         </w:tc>
@@ -3959,174 +2964,441 @@
         <w:t>:</w:t>
       </w:r>
     </w:p>
-    <w:p>
-      <w:pPr>
-        <w:pStyle w:val="ListNumber"/>
-        <w:spacing w:before="0" w:after="40"/>
-        <w:ind w:left="720"/>
-      </w:pPr>
-      <w:r>
-        <w:rPr>
-          <w:rFonts w:ascii="Adani" w:hAnsi="Adani"/>
-          <w:b w:val="0"/>
-          <w:sz w:val="20"/>
-          <w:u w:val="none"/>
-        </w:rPr>
-        <w:t>Father</w:t>
-        <w:tab/>
-        <w:tab/>
-        <w:t>:</w:t>
-        <w:tab/>
-        <w:t>NIL</w:t>
-      </w:r>
-    </w:p>
-    <w:p>
-      <w:pPr>
-        <w:pStyle w:val="ListNumber"/>
-        <w:spacing w:before="0" w:after="40"/>
-        <w:ind w:left="720"/>
-      </w:pPr>
-      <w:r>
-        <w:rPr>
-          <w:rFonts w:ascii="Adani" w:hAnsi="Adani"/>
-          <w:b w:val="0"/>
-          <w:sz w:val="20"/>
-          <w:u w:val="none"/>
-        </w:rPr>
-        <w:t>Mother</w:t>
-        <w:tab/>
-        <w:tab/>
-        <w:t>:</w:t>
-        <w:tab/>
-        <w:t>NIL</w:t>
-      </w:r>
-    </w:p>
-    <w:p>
-      <w:pPr>
-        <w:pStyle w:val="ListNumber"/>
-        <w:spacing w:before="0" w:after="40"/>
-        <w:ind w:left="720"/>
-      </w:pPr>
-      <w:r>
-        <w:rPr>
-          <w:rFonts w:ascii="Adani" w:hAnsi="Adani"/>
-          <w:b w:val="0"/>
-          <w:sz w:val="20"/>
-          <w:u w:val="none"/>
-        </w:rPr>
-        <w:t>Son</w:t>
-        <w:tab/>
-        <w:tab/>
-        <w:t>:</w:t>
-        <w:tab/>
-        <w:t>NIL</w:t>
-      </w:r>
-    </w:p>
-    <w:p>
-      <w:pPr>
-        <w:pStyle w:val="ListNumber"/>
-        <w:spacing w:before="0" w:after="40"/>
-        <w:ind w:left="720"/>
-      </w:pPr>
-      <w:r>
-        <w:rPr>
-          <w:rFonts w:ascii="Adani" w:hAnsi="Adani"/>
-          <w:b w:val="0"/>
-          <w:sz w:val="20"/>
-          <w:u w:val="none"/>
-        </w:rPr>
-        <w:t>Son's Wife</w:t>
-        <w:tab/>
-        <w:tab/>
-        <w:t>:</w:t>
-        <w:tab/>
-        <w:t>NIL</w:t>
-      </w:r>
-    </w:p>
-    <w:p>
-      <w:pPr>
-        <w:pStyle w:val="ListNumber"/>
-        <w:spacing w:before="0" w:after="40"/>
-        <w:ind w:left="720"/>
-      </w:pPr>
-      <w:r>
-        <w:rPr>
-          <w:rFonts w:ascii="Adani" w:hAnsi="Adani"/>
-          <w:b w:val="0"/>
-          <w:sz w:val="20"/>
-          <w:u w:val="none"/>
-        </w:rPr>
-        <w:t>Daughter</w:t>
-        <w:tab/>
-        <w:tab/>
-        <w:t>:</w:t>
-        <w:tab/>
-        <w:t>NIL</w:t>
-      </w:r>
-    </w:p>
-    <w:p>
-      <w:pPr>
-        <w:pStyle w:val="ListNumber"/>
-        <w:spacing w:before="0" w:after="40"/>
-        <w:ind w:left="720"/>
-      </w:pPr>
-      <w:r>
-        <w:rPr>
-          <w:rFonts w:ascii="Adani" w:hAnsi="Adani"/>
-          <w:b w:val="0"/>
-          <w:sz w:val="20"/>
-          <w:u w:val="none"/>
-        </w:rPr>
-        <w:t>Daughter's Husband</w:t>
-        <w:tab/>
-        <w:tab/>
-        <w:t>:</w:t>
-        <w:tab/>
-        <w:t>NIL</w:t>
-      </w:r>
-    </w:p>
-    <w:p>
-      <w:pPr>
-        <w:pStyle w:val="ListNumber"/>
-        <w:spacing w:before="0" w:after="40"/>
-        <w:ind w:left="720"/>
-      </w:pPr>
-      <w:r>
-        <w:rPr>
-          <w:rFonts w:ascii="Adani" w:hAnsi="Adani"/>
-          <w:b w:val="0"/>
-          <w:sz w:val="20"/>
-          <w:u w:val="none"/>
-        </w:rPr>
-        <w:t>Brother</w:t>
-        <w:tab/>
-        <w:tab/>
-        <w:t>:</w:t>
-        <w:tab/>
-        <w:t>NIL</w:t>
-      </w:r>
-    </w:p>
-    <w:p>
-      <w:pPr>
-        <w:pStyle w:val="ListNumber"/>
-        <w:spacing w:before="0" w:after="40"/>
-        <w:ind w:left="720"/>
-      </w:pPr>
-      <w:r>
-        <w:rPr>
-          <w:rFonts w:ascii="Adani" w:hAnsi="Adani"/>
-          <w:b w:val="0"/>
-          <w:sz w:val="20"/>
-          <w:u w:val="none"/>
-        </w:rPr>
-        <w:t>Sister</w:t>
-        <w:tab/>
-        <w:tab/>
-        <w:t>:</w:t>
-        <w:tab/>
-        <w:t>NIL</w:t>
-      </w:r>
-    </w:p>
+    <w:tbl>
+      <w:tblPr>
+        <w:tblW w:type="auto" w:w="0"/>
+        <w:jc w:val="left"/>
+        <w:tblLook w:firstColumn="1" w:firstRow="1" w:lastColumn="0" w:lastRow="0" w:noHBand="0" w:noVBand="1" w:val="04A0"/>
+      </w:tblPr>
+      <w:tblGrid>
+        <w:gridCol w:w="4536"/>
+        <w:gridCol w:w="4536"/>
+      </w:tblGrid>
+      <w:tr>
+        <w:tc>
+          <w:tcPr>
+            <w:tcW w:type="dxa" w:w="4536"/>
+            <w:tcBorders>
+              <w:top w:val="none"/>
+              <w:bottom w:val="none"/>
+              <w:left w:val="none"/>
+              <w:right w:val="none"/>
+            </w:tcBorders>
+          </w:tcPr>
+          <w:p>
+            <w:pPr>
+              <w:ind w:left="720"/>
+            </w:pPr>
+            <w:r>
+              <w:rPr>
+                <w:rFonts w:ascii="Adani" w:hAnsi="Adani"/>
+                <w:b w:val="0"/>
+                <w:sz w:val="20"/>
+                <w:u w:val="none"/>
+              </w:rPr>
+              <w:t>1.</w:t>
+              <w:tab/>
+              <w:t>Father</w:t>
+              <w:tab/>
+              <w:t>:</w:t>
+            </w:r>
+          </w:p>
+        </w:tc>
+        <w:tc>
+          <w:tcPr>
+            <w:tcW w:type="dxa" w:w="4536"/>
+            <w:tcBorders>
+              <w:top w:val="none"/>
+              <w:bottom w:val="none"/>
+              <w:left w:val="none"/>
+              <w:right w:val="none"/>
+            </w:tcBorders>
+          </w:tcPr>
+          <w:p>
+            <w:r>
+              <w:rPr>
+                <w:rFonts w:ascii="Adani" w:hAnsi="Adani"/>
+                <w:b w:val="0"/>
+                <w:sz w:val="20"/>
+                <w:u w:val="none"/>
+              </w:rPr>
+              <w:t>NIL</w:t>
+            </w:r>
+          </w:p>
+        </w:tc>
+      </w:tr>
+      <w:tr>
+        <w:tc>
+          <w:tcPr>
+            <w:tcW w:type="dxa" w:w="4536"/>
+            <w:tcBorders>
+              <w:top w:val="none"/>
+              <w:bottom w:val="none"/>
+              <w:left w:val="none"/>
+              <w:right w:val="none"/>
+            </w:tcBorders>
+          </w:tcPr>
+          <w:p>
+            <w:pPr>
+              <w:ind w:left="720"/>
+            </w:pPr>
+            <w:r>
+              <w:rPr>
+                <w:rFonts w:ascii="Adani" w:hAnsi="Adani"/>
+                <w:b w:val="0"/>
+                <w:sz w:val="20"/>
+                <w:u w:val="none"/>
+              </w:rPr>
+              <w:t>2.</w:t>
+              <w:tab/>
+              <w:t>Mother</w:t>
+              <w:tab/>
+              <w:t>:</w:t>
+            </w:r>
+          </w:p>
+        </w:tc>
+        <w:tc>
+          <w:tcPr>
+            <w:tcW w:type="dxa" w:w="4536"/>
+            <w:tcBorders>
+              <w:top w:val="none"/>
+              <w:bottom w:val="none"/>
+              <w:left w:val="none"/>
+              <w:right w:val="none"/>
+            </w:tcBorders>
+          </w:tcPr>
+          <w:p>
+            <w:r>
+              <w:rPr>
+                <w:rFonts w:ascii="Adani" w:hAnsi="Adani"/>
+                <w:b w:val="0"/>
+                <w:sz w:val="20"/>
+                <w:u w:val="none"/>
+              </w:rPr>
+              <w:t>NIL</w:t>
+            </w:r>
+          </w:p>
+        </w:tc>
+      </w:tr>
+      <w:tr>
+        <w:tc>
+          <w:tcPr>
+            <w:tcW w:type="dxa" w:w="4536"/>
+            <w:tcBorders>
+              <w:top w:val="none"/>
+              <w:bottom w:val="none"/>
+              <w:left w:val="none"/>
+              <w:right w:val="none"/>
+            </w:tcBorders>
+          </w:tcPr>
+          <w:p>
+            <w:pPr>
+              <w:ind w:left="720"/>
+            </w:pPr>
+            <w:r>
+              <w:rPr>
+                <w:rFonts w:ascii="Adani" w:hAnsi="Adani"/>
+                <w:b w:val="0"/>
+                <w:sz w:val="20"/>
+                <w:u w:val="none"/>
+              </w:rPr>
+              <w:t>3.</w:t>
+              <w:tab/>
+              <w:t>Son</w:t>
+              <w:tab/>
+              <w:t>:</w:t>
+            </w:r>
+          </w:p>
+        </w:tc>
+        <w:tc>
+          <w:tcPr>
+            <w:tcW w:type="dxa" w:w="4536"/>
+            <w:tcBorders>
+              <w:top w:val="none"/>
+              <w:bottom w:val="none"/>
+              <w:left w:val="none"/>
+              <w:right w:val="none"/>
+            </w:tcBorders>
+          </w:tcPr>
+          <w:p>
+            <w:r>
+              <w:rPr>
+                <w:rFonts w:ascii="Adani" w:hAnsi="Adani"/>
+                <w:b w:val="0"/>
+                <w:sz w:val="20"/>
+                <w:u w:val="none"/>
+              </w:rPr>
+              <w:t>NIL</w:t>
+            </w:r>
+          </w:p>
+        </w:tc>
+      </w:tr>
+      <w:tr>
+        <w:tc>
+          <w:tcPr>
+            <w:tcW w:type="dxa" w:w="4536"/>
+            <w:tcBorders>
+              <w:top w:val="none"/>
+              <w:bottom w:val="none"/>
+              <w:left w:val="none"/>
+              <w:right w:val="none"/>
+            </w:tcBorders>
+          </w:tcPr>
+          <w:p>
+            <w:pPr>
+              <w:ind w:left="720"/>
+            </w:pPr>
+            <w:r>
+              <w:rPr>
+                <w:rFonts w:ascii="Adani" w:hAnsi="Adani"/>
+                <w:b w:val="0"/>
+                <w:sz w:val="20"/>
+                <w:u w:val="none"/>
+              </w:rPr>
+              <w:t>4.</w:t>
+              <w:tab/>
+              <w:t>Son's Wife</w:t>
+              <w:tab/>
+              <w:t>:</w:t>
+            </w:r>
+          </w:p>
+        </w:tc>
+        <w:tc>
+          <w:tcPr>
+            <w:tcW w:type="dxa" w:w="4536"/>
+            <w:tcBorders>
+              <w:top w:val="none"/>
+              <w:bottom w:val="none"/>
+              <w:left w:val="none"/>
+              <w:right w:val="none"/>
+            </w:tcBorders>
+          </w:tcPr>
+          <w:p>
+            <w:r>
+              <w:rPr>
+                <w:rFonts w:ascii="Adani" w:hAnsi="Adani"/>
+                <w:b w:val="0"/>
+                <w:sz w:val="20"/>
+                <w:u w:val="none"/>
+              </w:rPr>
+              <w:t>NIL</w:t>
+            </w:r>
+          </w:p>
+        </w:tc>
+      </w:tr>
+      <w:tr>
+        <w:tc>
+          <w:tcPr>
+            <w:tcW w:type="dxa" w:w="4536"/>
+            <w:tcBorders>
+              <w:top w:val="none"/>
+              <w:bottom w:val="none"/>
+              <w:left w:val="none"/>
+              <w:right w:val="none"/>
+            </w:tcBorders>
+          </w:tcPr>
+          <w:p>
+            <w:pPr>
+              <w:ind w:left="720"/>
+            </w:pPr>
+            <w:r>
+              <w:rPr>
+                <w:rFonts w:ascii="Adani" w:hAnsi="Adani"/>
+                <w:b w:val="0"/>
+                <w:sz w:val="20"/>
+                <w:u w:val="none"/>
+              </w:rPr>
+              <w:t>5.</w:t>
+              <w:tab/>
+              <w:t>Daughter</w:t>
+              <w:tab/>
+              <w:t>:</w:t>
+            </w:r>
+          </w:p>
+        </w:tc>
+        <w:tc>
+          <w:tcPr>
+            <w:tcW w:type="dxa" w:w="4536"/>
+            <w:tcBorders>
+              <w:top w:val="none"/>
+              <w:bottom w:val="none"/>
+              <w:left w:val="none"/>
+              <w:right w:val="none"/>
+            </w:tcBorders>
+          </w:tcPr>
+          <w:p>
+            <w:r>
+              <w:rPr>
+                <w:rFonts w:ascii="Adani" w:hAnsi="Adani"/>
+                <w:b w:val="0"/>
+                <w:sz w:val="20"/>
+                <w:u w:val="none"/>
+              </w:rPr>
+              <w:t>NIL</w:t>
+            </w:r>
+          </w:p>
+        </w:tc>
+      </w:tr>
+      <w:tr>
+        <w:tc>
+          <w:tcPr>
+            <w:tcW w:type="dxa" w:w="4536"/>
+            <w:tcBorders>
+              <w:top w:val="none"/>
+              <w:bottom w:val="none"/>
+              <w:left w:val="none"/>
+              <w:right w:val="none"/>
+            </w:tcBorders>
+          </w:tcPr>
+          <w:p>
+            <w:pPr>
+              <w:ind w:left="720"/>
+            </w:pPr>
+            <w:r>
+              <w:rPr>
+                <w:rFonts w:ascii="Adani" w:hAnsi="Adani"/>
+                <w:b w:val="0"/>
+                <w:sz w:val="20"/>
+                <w:u w:val="none"/>
+              </w:rPr>
+              <w:t>6.</w:t>
+              <w:tab/>
+              <w:t>Daughter's Husband</w:t>
+              <w:tab/>
+              <w:t>:</w:t>
+            </w:r>
+          </w:p>
+        </w:tc>
+        <w:tc>
+          <w:tcPr>
+            <w:tcW w:type="dxa" w:w="4536"/>
+            <w:tcBorders>
+              <w:top w:val="none"/>
+              <w:bottom w:val="none"/>
+              <w:left w:val="none"/>
+              <w:right w:val="none"/>
+            </w:tcBorders>
+          </w:tcPr>
+          <w:p>
+            <w:r>
+              <w:rPr>
+                <w:rFonts w:ascii="Adani" w:hAnsi="Adani"/>
+                <w:b w:val="0"/>
+                <w:sz w:val="20"/>
+                <w:u w:val="none"/>
+              </w:rPr>
+              <w:t>NIL</w:t>
+            </w:r>
+          </w:p>
+        </w:tc>
+      </w:tr>
+      <w:tr>
+        <w:tc>
+          <w:tcPr>
+            <w:tcW w:type="dxa" w:w="4536"/>
+            <w:tcBorders>
+              <w:top w:val="none"/>
+              <w:bottom w:val="none"/>
+              <w:left w:val="none"/>
+              <w:right w:val="none"/>
+            </w:tcBorders>
+          </w:tcPr>
+          <w:p>
+            <w:pPr>
+              <w:ind w:left="720"/>
+            </w:pPr>
+            <w:r>
+              <w:rPr>
+                <w:rFonts w:ascii="Adani" w:hAnsi="Adani"/>
+                <w:b w:val="0"/>
+                <w:sz w:val="20"/>
+                <w:u w:val="none"/>
+              </w:rPr>
+              <w:t>7.</w:t>
+              <w:tab/>
+              <w:t>Brother</w:t>
+              <w:tab/>
+              <w:t>:</w:t>
+            </w:r>
+          </w:p>
+        </w:tc>
+        <w:tc>
+          <w:tcPr>
+            <w:tcW w:type="dxa" w:w="4536"/>
+            <w:tcBorders>
+              <w:top w:val="none"/>
+              <w:bottom w:val="none"/>
+              <w:left w:val="none"/>
+              <w:right w:val="none"/>
+            </w:tcBorders>
+          </w:tcPr>
+          <w:p>
+            <w:r>
+              <w:rPr>
+                <w:rFonts w:ascii="Adani" w:hAnsi="Adani"/>
+                <w:b w:val="0"/>
+                <w:sz w:val="20"/>
+                <w:u w:val="none"/>
+              </w:rPr>
+              <w:t>NIL</w:t>
+            </w:r>
+          </w:p>
+        </w:tc>
+      </w:tr>
+      <w:tr>
+        <w:tc>
+          <w:tcPr>
+            <w:tcW w:type="dxa" w:w="4536"/>
+            <w:tcBorders>
+              <w:top w:val="none"/>
+              <w:bottom w:val="none"/>
+              <w:left w:val="none"/>
+              <w:right w:val="none"/>
+            </w:tcBorders>
+          </w:tcPr>
+          <w:p>
+            <w:pPr>
+              <w:ind w:left="720"/>
+            </w:pPr>
+            <w:r>
+              <w:rPr>
+                <w:rFonts w:ascii="Adani" w:hAnsi="Adani"/>
+                <w:b w:val="0"/>
+                <w:sz w:val="20"/>
+                <w:u w:val="none"/>
+              </w:rPr>
+              <w:t>8.</w:t>
+              <w:tab/>
+              <w:t>Sister</w:t>
+              <w:tab/>
+              <w:t>:</w:t>
+            </w:r>
+          </w:p>
+        </w:tc>
+        <w:tc>
+          <w:tcPr>
+            <w:tcW w:type="dxa" w:w="4536"/>
+            <w:tcBorders>
+              <w:top w:val="none"/>
+              <w:bottom w:val="none"/>
+              <w:left w:val="none"/>
+              <w:right w:val="none"/>
+            </w:tcBorders>
+          </w:tcPr>
+          <w:p>
+            <w:r>
+              <w:rPr>
+                <w:rFonts w:ascii="Adani" w:hAnsi="Adani"/>
+                <w:b w:val="0"/>
+                <w:sz w:val="20"/>
+                <w:u w:val="none"/>
+              </w:rPr>
+              <w:t>NIL</w:t>
+            </w:r>
+          </w:p>
+        </w:tc>
+      </w:tr>
+    </w:tbl>
     <w:p/>
     <w:p>
       <w:pPr>
@@ -4463,7 +3735,7 @@
                 <w:sz w:val="18"/>
                 <w:u w:val="none"/>
               </w:rPr>
-              <w:t>Date:   07th May, 2026</w:t>
+              <w:t>Date:   15th May, 2026</w:t>
             </w:r>
           </w:p>
         </w:tc>
@@ -4624,7 +3896,7 @@
           <w:sz w:val="20"/>
           <w:u w:val="none"/>
         </w:rPr>
-        <w:t>07th May, 2026</w:t>
+        <w:t>15th May, 2026</w:t>
       </w:r>
     </w:p>
     <w:p>
@@ -4744,21 +4016,6 @@
           <w:sz w:val="20"/>
           <w:u w:val="none"/>
         </w:rPr>
-        <w:t>KARAIKAL PORT PRIVATE LIMITED</w:t>
-      </w:r>
-    </w:p>
-    <w:p>
-      <w:pPr>
-        <w:spacing w:before="0" w:after="20"/>
-        <w:jc w:val="left"/>
-      </w:pPr>
-      <w:r>
-        <w:rPr>
-          <w:rFonts w:ascii="Adani" w:hAnsi="Adani"/>
-          <w:b/>
-          <w:sz w:val="20"/>
-          <w:u w:val="none"/>
-        </w:rPr>
         <w:t>HESTER BIOSCIENCES LIMITED</w:t>
       </w:r>
     </w:p>
@@ -4775,36 +4032,6 @@
           <w:u w:val="none"/>
         </w:rPr>
         <w:t>NXGN SPORTS INTERACTIVE PRIVATE LIMITED</w:t>
-      </w:r>
-    </w:p>
-    <w:p>
-      <w:pPr>
-        <w:spacing w:before="0" w:after="20"/>
-        <w:jc w:val="left"/>
-      </w:pPr>
-      <w:r>
-        <w:rPr>
-          <w:rFonts w:ascii="Adani" w:hAnsi="Adani"/>
-          <w:b/>
-          <w:sz w:val="20"/>
-          <w:u w:val="none"/>
-        </w:rPr>
-        <w:t>MARKET PULSE TECHNOLOGIES PRIVATE LIMITED</w:t>
-      </w:r>
-    </w:p>
-    <w:p>
-      <w:pPr>
-        <w:spacing w:before="0" w:after="20"/>
-        <w:jc w:val="left"/>
-      </w:pPr>
-      <w:r>
-        <w:rPr>
-          <w:rFonts w:ascii="Adani" w:hAnsi="Adani"/>
-          <w:b/>
-          <w:sz w:val="20"/>
-          <w:u w:val="none"/>
-        </w:rPr>
-        <w:t>ADANI-ELBIT ADVANCED SYSTEMS INDIA LIMITED</w:t>
       </w:r>
     </w:p>
     <w:p>
@@ -4849,22 +4076,7 @@
           <w:sz w:val="20"/>
           <w:u w:val="none"/>
         </w:rPr>
-        <w:t>ADANI INFRASTRUCTURE PRIVATE LIMITED</w:t>
-      </w:r>
-    </w:p>
-    <w:p>
-      <w:pPr>
-        <w:spacing w:before="0" w:after="20"/>
-        <w:jc w:val="left"/>
-      </w:pPr>
-      <w:r>
-        <w:rPr>
-          <w:rFonts w:ascii="Adani" w:hAnsi="Adani"/>
-          <w:b/>
-          <w:sz w:val="20"/>
-          <w:u w:val="none"/>
-        </w:rPr>
-        <w:t>ADANI FINSERVE PRIVATE LIMITED</w:t>
+        <w:t>ADANI NAVAL DEFENCE SYSTEMS AND TECHNOLOGIES LIMITED</w:t>
       </w:r>
     </w:p>
     <w:p>
@@ -4880,36 +4092,6 @@
           <w:u w:val="none"/>
         </w:rPr>
         <w:t>ADANI AEROSPACE AND DEFENCE LIMITED</w:t>
-      </w:r>
-    </w:p>
-    <w:p>
-      <w:pPr>
-        <w:spacing w:before="0" w:after="20"/>
-        <w:jc w:val="left"/>
-      </w:pPr>
-      <w:r>
-        <w:rPr>
-          <w:rFonts w:ascii="Adani" w:hAnsi="Adani"/>
-          <w:b/>
-          <w:sz w:val="20"/>
-          <w:u w:val="none"/>
-        </w:rPr>
-        <w:t>ADANI NAVAL DEFENCE SYSTEMS AND TECHNOLOGIES LIMITED</w:t>
-      </w:r>
-    </w:p>
-    <w:p>
-      <w:pPr>
-        <w:spacing w:before="0" w:after="20"/>
-        <w:jc w:val="left"/>
-      </w:pPr>
-      <w:r>
-        <w:rPr>
-          <w:rFonts w:ascii="Adani" w:hAnsi="Adani"/>
-          <w:b/>
-          <w:sz w:val="20"/>
-          <w:u w:val="none"/>
-        </w:rPr>
-        <w:t>ORDEFENCE SYSTEMS LIMITED</w:t>
       </w:r>
     </w:p>
     <w:p>
@@ -4940,6 +4122,21 @@
           <w:u w:val="none"/>
         </w:rPr>
         <w:t>ADANI CEMENTS LIMITED</w:t>
+      </w:r>
+    </w:p>
+    <w:p>
+      <w:pPr>
+        <w:spacing w:before="0" w:after="20"/>
+        <w:jc w:val="left"/>
+      </w:pPr>
+      <w:r>
+        <w:rPr>
+          <w:rFonts w:ascii="Adani" w:hAnsi="Adani"/>
+          <w:b/>
+          <w:sz w:val="20"/>
+          <w:u w:val="none"/>
+        </w:rPr>
+        <w:t>INLAND CONWARE (LUDHIANA) PRIVATE LIMITED</w:t>
       </w:r>
     </w:p>
     <w:p>
@@ -5090,21 +4287,6 @@
           <w:sz w:val="20"/>
           <w:u w:val="none"/>
         </w:rPr>
-        <w:t>ADANI-ELBIT ADVANCED SYSTEMS INDIA LIMITED</w:t>
-      </w:r>
-    </w:p>
-    <w:p>
-      <w:pPr>
-        <w:spacing w:before="0" w:after="20"/>
-        <w:jc w:val="left"/>
-      </w:pPr>
-      <w:r>
-        <w:rPr>
-          <w:rFonts w:ascii="Adani" w:hAnsi="Adani"/>
-          <w:b w:val="0"/>
-          <w:sz w:val="20"/>
-          <w:u w:val="none"/>
-        </w:rPr>
         <w:t>JM FINANCIAL ASSET RECONSTRUCTION COMPANY LIMITED</w:t>
       </w:r>
     </w:p>
@@ -5135,21 +4317,6 @@
           <w:sz w:val="20"/>
           <w:u w:val="none"/>
         </w:rPr>
-        <w:t>ADANI AEROSPACE AND DEFENCE LIMITED</w:t>
-      </w:r>
-    </w:p>
-    <w:p>
-      <w:pPr>
-        <w:spacing w:before="0" w:after="20"/>
-        <w:jc w:val="left"/>
-      </w:pPr>
-      <w:r>
-        <w:rPr>
-          <w:rFonts w:ascii="Adani" w:hAnsi="Adani"/>
-          <w:b w:val="0"/>
-          <w:sz w:val="20"/>
-          <w:u w:val="none"/>
-        </w:rPr>
         <w:t>ADANI NAVAL DEFENCE SYSTEMS AND TECHNOLOGIES LIMITED</w:t>
       </w:r>
     </w:p>
@@ -5165,7 +4332,7 @@
           <w:sz w:val="20"/>
           <w:u w:val="none"/>
         </w:rPr>
-        <w:t>ORDEFENCE SYSTEMS LIMITED</w:t>
+        <w:t>ADANI AEROSPACE AND DEFENCE LIMITED</w:t>
       </w:r>
     </w:p>
     <w:p>
@@ -5290,21 +4457,6 @@
           <w:sz w:val="20"/>
           <w:u w:val="none"/>
         </w:rPr>
-        <w:t>KARAIKAL PORT PRIVATE LIMITED</w:t>
-      </w:r>
-    </w:p>
-    <w:p>
-      <w:pPr>
-        <w:spacing w:before="0" w:after="20"/>
-        <w:jc w:val="left"/>
-      </w:pPr>
-      <w:r>
-        <w:rPr>
-          <w:rFonts w:ascii="Adani" w:hAnsi="Adani"/>
-          <w:b w:val="0"/>
-          <w:sz w:val="20"/>
-          <w:u w:val="none"/>
-        </w:rPr>
         <w:t>NXGN SPORTS INTERACTIVE PRIVATE LIMITED</w:t>
       </w:r>
     </w:p>
@@ -5320,37 +4472,7 @@
           <w:sz w:val="20"/>
           <w:u w:val="none"/>
         </w:rPr>
-        <w:t>MARKET PULSE TECHNOLOGIES PRIVATE LIMITED</w:t>
-      </w:r>
-    </w:p>
-    <w:p>
-      <w:pPr>
-        <w:spacing w:before="0" w:after="20"/>
-        <w:jc w:val="left"/>
-      </w:pPr>
-      <w:r>
-        <w:rPr>
-          <w:rFonts w:ascii="Adani" w:hAnsi="Adani"/>
-          <w:b w:val="0"/>
-          <w:sz w:val="20"/>
-          <w:u w:val="none"/>
-        </w:rPr>
-        <w:t>ADANI INFRASTRUCTURE PRIVATE LIMITED</w:t>
-      </w:r>
-    </w:p>
-    <w:p>
-      <w:pPr>
-        <w:spacing w:before="0" w:after="20"/>
-        <w:jc w:val="left"/>
-      </w:pPr>
-      <w:r>
-        <w:rPr>
-          <w:rFonts w:ascii="Adani" w:hAnsi="Adani"/>
-          <w:b w:val="0"/>
-          <w:sz w:val="20"/>
-          <w:u w:val="none"/>
-        </w:rPr>
-        <w:t>ADANI FINSERVE PRIVATE LIMITED</w:t>
+        <w:t>INLAND CONWARE (LUDHIANA) PRIVATE LIMITED</w:t>
       </w:r>
     </w:p>
     <w:p/>
@@ -6108,7 +5230,7 @@
                 <w:sz w:val="18"/>
                 <w:u w:val="none"/>
               </w:rPr>
-              <w:t>20</w:t>
+              <w:t>15</w:t>
             </w:r>
           </w:p>
         </w:tc>
@@ -6851,120 +5973,6 @@
                 <w:sz w:val="18"/>
                 <w:u w:val="none"/>
               </w:rPr>
-              <w:t>U45203PY2006PTC001945</w:t>
-            </w:r>
-          </w:p>
-        </w:tc>
-        <w:tc>
-          <w:tcPr>
-            <w:tcW w:type="dxa" w:w="4252"/>
-            <w:shd w:val="clear" w:color="auto" w:fill="FFFFFF"/>
-            <w:tcBorders>
-              <w:top w:val="single" w:sz="4" w:space="0" w:color="000000"/>
-              <w:left w:val="single" w:sz="4" w:space="0" w:color="000000"/>
-              <w:bottom w:val="single" w:sz="4" w:space="0" w:color="000000"/>
-              <w:right w:val="single" w:sz="4" w:space="0" w:color="000000"/>
-            </w:tcBorders>
-            <w:vAlign w:val="center"/>
-          </w:tcPr>
-          <w:p>
-            <w:pPr>
-              <w:spacing w:before="40" w:after="40"/>
-              <w:jc w:val="left"/>
-            </w:pPr>
-            <w:r>
-              <w:rPr>
-                <w:rFonts w:ascii="Adani" w:hAnsi="Adani"/>
-                <w:b w:val="0"/>
-                <w:sz w:val="18"/>
-                <w:u w:val="none"/>
-              </w:rPr>
-              <w:t>KARAIKAL PORT PRIVATE LIMITED</w:t>
-            </w:r>
-          </w:p>
-        </w:tc>
-        <w:tc>
-          <w:tcPr>
-            <w:tcW w:type="dxa" w:w="1587"/>
-            <w:shd w:val="clear" w:color="auto" w:fill="FFFFFF"/>
-            <w:tcBorders>
-              <w:top w:val="single" w:sz="4" w:space="0" w:color="000000"/>
-              <w:left w:val="single" w:sz="4" w:space="0" w:color="000000"/>
-              <w:bottom w:val="single" w:sz="4" w:space="0" w:color="000000"/>
-              <w:right w:val="single" w:sz="4" w:space="0" w:color="000000"/>
-            </w:tcBorders>
-            <w:vAlign w:val="center"/>
-          </w:tcPr>
-          <w:p>
-            <w:pPr>
-              <w:spacing w:before="40" w:after="40"/>
-              <w:jc w:val="left"/>
-            </w:pPr>
-            <w:r>
-              <w:rPr>
-                <w:rFonts w:ascii="Adani" w:hAnsi="Adani"/>
-                <w:b w:val="0"/>
-                <w:sz w:val="18"/>
-                <w:u w:val="none"/>
-              </w:rPr>
-              <w:t>Director</w:t>
-            </w:r>
-          </w:p>
-        </w:tc>
-        <w:tc>
-          <w:tcPr>
-            <w:tcW w:type="dxa" w:w="1304"/>
-            <w:shd w:val="clear" w:color="auto" w:fill="FFFFFF"/>
-            <w:tcBorders>
-              <w:top w:val="single" w:sz="4" w:space="0" w:color="000000"/>
-              <w:left w:val="single" w:sz="4" w:space="0" w:color="000000"/>
-              <w:bottom w:val="single" w:sz="4" w:space="0" w:color="000000"/>
-              <w:right w:val="single" w:sz="4" w:space="0" w:color="000000"/>
-            </w:tcBorders>
-            <w:vAlign w:val="center"/>
-          </w:tcPr>
-          <w:p>
-            <w:pPr>
-              <w:spacing w:before="40" w:after="40"/>
-              <w:jc w:val="left"/>
-            </w:pPr>
-            <w:r>
-              <w:rPr>
-                <w:rFonts w:ascii="Adani" w:hAnsi="Adani"/>
-                <w:b w:val="0"/>
-                <w:sz w:val="18"/>
-                <w:u w:val="none"/>
-              </w:rPr>
-              <w:t>17/01/2022</w:t>
-            </w:r>
-          </w:p>
-        </w:tc>
-      </w:tr>
-      <w:tr>
-        <w:tc>
-          <w:tcPr>
-            <w:tcW w:type="dxa" w:w="2268"/>
-            <w:shd w:val="clear" w:color="auto" w:fill="FFFFFF"/>
-            <w:tcBorders>
-              <w:top w:val="single" w:sz="4" w:space="0" w:color="000000"/>
-              <w:left w:val="single" w:sz="4" w:space="0" w:color="000000"/>
-              <w:bottom w:val="single" w:sz="4" w:space="0" w:color="000000"/>
-              <w:right w:val="single" w:sz="4" w:space="0" w:color="000000"/>
-            </w:tcBorders>
-            <w:vAlign w:val="center"/>
-          </w:tcPr>
-          <w:p>
-            <w:pPr>
-              <w:spacing w:before="40" w:after="40"/>
-              <w:jc w:val="left"/>
-            </w:pPr>
-            <w:r>
-              <w:rPr>
-                <w:rFonts w:ascii="Adani" w:hAnsi="Adani"/>
-                <w:b w:val="0"/>
-                <w:sz w:val="18"/>
-                <w:u w:val="none"/>
-              </w:rPr>
               <w:t>L99999GJ1987PLC022333</w:t>
             </w:r>
           </w:p>
@@ -7164,234 +6172,6 @@
                 <w:u w:val="none"/>
               </w:rPr>
               <w:t>31/12/2020</w:t>
-            </w:r>
-          </w:p>
-        </w:tc>
-      </w:tr>
-      <w:tr>
-        <w:tc>
-          <w:tcPr>
-            <w:tcW w:type="dxa" w:w="2268"/>
-            <w:shd w:val="clear" w:color="auto" w:fill="FFFFFF"/>
-            <w:tcBorders>
-              <w:top w:val="single" w:sz="4" w:space="0" w:color="000000"/>
-              <w:left w:val="single" w:sz="4" w:space="0" w:color="000000"/>
-              <w:bottom w:val="single" w:sz="4" w:space="0" w:color="000000"/>
-              <w:right w:val="single" w:sz="4" w:space="0" w:color="000000"/>
-            </w:tcBorders>
-            <w:vAlign w:val="center"/>
-          </w:tcPr>
-          <w:p>
-            <w:pPr>
-              <w:spacing w:before="40" w:after="40"/>
-              <w:jc w:val="left"/>
-            </w:pPr>
-            <w:r>
-              <w:rPr>
-                <w:rFonts w:ascii="Adani" w:hAnsi="Adani"/>
-                <w:b w:val="0"/>
-                <w:sz w:val="18"/>
-                <w:u w:val="none"/>
-              </w:rPr>
-              <w:t>U74999MH2016PTC285256</w:t>
-            </w:r>
-          </w:p>
-        </w:tc>
-        <w:tc>
-          <w:tcPr>
-            <w:tcW w:type="dxa" w:w="4252"/>
-            <w:shd w:val="clear" w:color="auto" w:fill="FFFFFF"/>
-            <w:tcBorders>
-              <w:top w:val="single" w:sz="4" w:space="0" w:color="000000"/>
-              <w:left w:val="single" w:sz="4" w:space="0" w:color="000000"/>
-              <w:bottom w:val="single" w:sz="4" w:space="0" w:color="000000"/>
-              <w:right w:val="single" w:sz="4" w:space="0" w:color="000000"/>
-            </w:tcBorders>
-            <w:vAlign w:val="center"/>
-          </w:tcPr>
-          <w:p>
-            <w:pPr>
-              <w:spacing w:before="40" w:after="40"/>
-              <w:jc w:val="left"/>
-            </w:pPr>
-            <w:r>
-              <w:rPr>
-                <w:rFonts w:ascii="Adani" w:hAnsi="Adani"/>
-                <w:b w:val="0"/>
-                <w:sz w:val="18"/>
-                <w:u w:val="none"/>
-              </w:rPr>
-              <w:t>MARKET PULSE TECHNOLOGIES PRIVATE LIMITED</w:t>
-            </w:r>
-          </w:p>
-        </w:tc>
-        <w:tc>
-          <w:tcPr>
-            <w:tcW w:type="dxa" w:w="1587"/>
-            <w:shd w:val="clear" w:color="auto" w:fill="FFFFFF"/>
-            <w:tcBorders>
-              <w:top w:val="single" w:sz="4" w:space="0" w:color="000000"/>
-              <w:left w:val="single" w:sz="4" w:space="0" w:color="000000"/>
-              <w:bottom w:val="single" w:sz="4" w:space="0" w:color="000000"/>
-              <w:right w:val="single" w:sz="4" w:space="0" w:color="000000"/>
-            </w:tcBorders>
-            <w:vAlign w:val="center"/>
-          </w:tcPr>
-          <w:p>
-            <w:pPr>
-              <w:spacing w:before="40" w:after="40"/>
-              <w:jc w:val="left"/>
-            </w:pPr>
-            <w:r>
-              <w:rPr>
-                <w:rFonts w:ascii="Adani" w:hAnsi="Adani"/>
-                <w:b w:val="0"/>
-                <w:sz w:val="18"/>
-                <w:u w:val="none"/>
-              </w:rPr>
-              <w:t>Director</w:t>
-            </w:r>
-          </w:p>
-        </w:tc>
-        <w:tc>
-          <w:tcPr>
-            <w:tcW w:type="dxa" w:w="1304"/>
-            <w:shd w:val="clear" w:color="auto" w:fill="FFFFFF"/>
-            <w:tcBorders>
-              <w:top w:val="single" w:sz="4" w:space="0" w:color="000000"/>
-              <w:left w:val="single" w:sz="4" w:space="0" w:color="000000"/>
-              <w:bottom w:val="single" w:sz="4" w:space="0" w:color="000000"/>
-              <w:right w:val="single" w:sz="4" w:space="0" w:color="000000"/>
-            </w:tcBorders>
-            <w:vAlign w:val="center"/>
-          </w:tcPr>
-          <w:p>
-            <w:pPr>
-              <w:spacing w:before="40" w:after="40"/>
-              <w:jc w:val="left"/>
-            </w:pPr>
-            <w:r>
-              <w:rPr>
-                <w:rFonts w:ascii="Adani" w:hAnsi="Adani"/>
-                <w:b w:val="0"/>
-                <w:sz w:val="18"/>
-                <w:u w:val="none"/>
-              </w:rPr>
-              <w:t>17/02/2020</w:t>
-            </w:r>
-          </w:p>
-        </w:tc>
-      </w:tr>
-      <w:tr>
-        <w:tc>
-          <w:tcPr>
-            <w:tcW w:type="dxa" w:w="2268"/>
-            <w:shd w:val="clear" w:color="auto" w:fill="FFFFFF"/>
-            <w:tcBorders>
-              <w:top w:val="single" w:sz="4" w:space="0" w:color="000000"/>
-              <w:left w:val="single" w:sz="4" w:space="0" w:color="000000"/>
-              <w:bottom w:val="single" w:sz="4" w:space="0" w:color="000000"/>
-              <w:right w:val="single" w:sz="4" w:space="0" w:color="000000"/>
-            </w:tcBorders>
-            <w:vAlign w:val="center"/>
-          </w:tcPr>
-          <w:p>
-            <w:pPr>
-              <w:spacing w:before="40" w:after="40"/>
-              <w:jc w:val="left"/>
-            </w:pPr>
-            <w:r>
-              <w:rPr>
-                <w:rFonts w:ascii="Adani" w:hAnsi="Adani"/>
-                <w:b w:val="0"/>
-                <w:sz w:val="18"/>
-                <w:u w:val="none"/>
-              </w:rPr>
-              <w:t>U74999GJ2016PLC094297</w:t>
-            </w:r>
-          </w:p>
-        </w:tc>
-        <w:tc>
-          <w:tcPr>
-            <w:tcW w:type="dxa" w:w="4252"/>
-            <w:shd w:val="clear" w:color="auto" w:fill="FFFFFF"/>
-            <w:tcBorders>
-              <w:top w:val="single" w:sz="4" w:space="0" w:color="000000"/>
-              <w:left w:val="single" w:sz="4" w:space="0" w:color="000000"/>
-              <w:bottom w:val="single" w:sz="4" w:space="0" w:color="000000"/>
-              <w:right w:val="single" w:sz="4" w:space="0" w:color="000000"/>
-            </w:tcBorders>
-            <w:vAlign w:val="center"/>
-          </w:tcPr>
-          <w:p>
-            <w:pPr>
-              <w:spacing w:before="40" w:after="40"/>
-              <w:jc w:val="left"/>
-            </w:pPr>
-            <w:r>
-              <w:rPr>
-                <w:rFonts w:ascii="Adani" w:hAnsi="Adani"/>
-                <w:b w:val="0"/>
-                <w:sz w:val="18"/>
-                <w:u w:val="none"/>
-              </w:rPr>
-              <w:t>ADANI-ELBIT ADVANCED SYSTEMS INDIA LIMITED</w:t>
-            </w:r>
-          </w:p>
-        </w:tc>
-        <w:tc>
-          <w:tcPr>
-            <w:tcW w:type="dxa" w:w="1587"/>
-            <w:shd w:val="clear" w:color="auto" w:fill="FFFFFF"/>
-            <w:tcBorders>
-              <w:top w:val="single" w:sz="4" w:space="0" w:color="000000"/>
-              <w:left w:val="single" w:sz="4" w:space="0" w:color="000000"/>
-              <w:bottom w:val="single" w:sz="4" w:space="0" w:color="000000"/>
-              <w:right w:val="single" w:sz="4" w:space="0" w:color="000000"/>
-            </w:tcBorders>
-            <w:vAlign w:val="center"/>
-          </w:tcPr>
-          <w:p>
-            <w:pPr>
-              <w:spacing w:before="40" w:after="40"/>
-              <w:jc w:val="left"/>
-            </w:pPr>
-            <w:r>
-              <w:rPr>
-                <w:rFonts w:ascii="Adani" w:hAnsi="Adani"/>
-                <w:b w:val="0"/>
-                <w:sz w:val="18"/>
-                <w:u w:val="none"/>
-              </w:rPr>
-              <w:t>Additional Director</w:t>
-            </w:r>
-          </w:p>
-        </w:tc>
-        <w:tc>
-          <w:tcPr>
-            <w:tcW w:type="dxa" w:w="1304"/>
-            <w:shd w:val="clear" w:color="auto" w:fill="FFFFFF"/>
-            <w:tcBorders>
-              <w:top w:val="single" w:sz="4" w:space="0" w:color="000000"/>
-              <w:left w:val="single" w:sz="4" w:space="0" w:color="000000"/>
-              <w:bottom w:val="single" w:sz="4" w:space="0" w:color="000000"/>
-              <w:right w:val="single" w:sz="4" w:space="0" w:color="000000"/>
-            </w:tcBorders>
-            <w:vAlign w:val="center"/>
-          </w:tcPr>
-          <w:p>
-            <w:pPr>
-              <w:spacing w:before="40" w:after="40"/>
-              <w:jc w:val="left"/>
-            </w:pPr>
-            <w:r>
-              <w:rPr>
-                <w:rFonts w:ascii="Adani" w:hAnsi="Adani"/>
-                <w:b w:val="0"/>
-                <w:sz w:val="18"/>
-                <w:u w:val="none"/>
-              </w:rPr>
-              <w:t>26/11/2019</w:t>
             </w:r>
           </w:p>
         </w:tc>
@@ -7649,348 +6429,6 @@
                 <w:sz w:val="18"/>
                 <w:u w:val="none"/>
               </w:rPr>
-              <w:t>U74140GJ2015PTC084995</w:t>
-            </w:r>
-          </w:p>
-        </w:tc>
-        <w:tc>
-          <w:tcPr>
-            <w:tcW w:type="dxa" w:w="4252"/>
-            <w:shd w:val="clear" w:color="auto" w:fill="FFFFFF"/>
-            <w:tcBorders>
-              <w:top w:val="single" w:sz="4" w:space="0" w:color="000000"/>
-              <w:left w:val="single" w:sz="4" w:space="0" w:color="000000"/>
-              <w:bottom w:val="single" w:sz="4" w:space="0" w:color="000000"/>
-              <w:right w:val="single" w:sz="4" w:space="0" w:color="000000"/>
-            </w:tcBorders>
-            <w:vAlign w:val="center"/>
-          </w:tcPr>
-          <w:p>
-            <w:pPr>
-              <w:spacing w:before="40" w:after="40"/>
-              <w:jc w:val="left"/>
-            </w:pPr>
-            <w:r>
-              <w:rPr>
-                <w:rFonts w:ascii="Adani" w:hAnsi="Adani"/>
-                <w:b w:val="0"/>
-                <w:sz w:val="18"/>
-                <w:u w:val="none"/>
-              </w:rPr>
-              <w:t>ADANI INFRASTRUCTURE PRIVATE LIMITED</w:t>
-            </w:r>
-          </w:p>
-        </w:tc>
-        <w:tc>
-          <w:tcPr>
-            <w:tcW w:type="dxa" w:w="1587"/>
-            <w:shd w:val="clear" w:color="auto" w:fill="FFFFFF"/>
-            <w:tcBorders>
-              <w:top w:val="single" w:sz="4" w:space="0" w:color="000000"/>
-              <w:left w:val="single" w:sz="4" w:space="0" w:color="000000"/>
-              <w:bottom w:val="single" w:sz="4" w:space="0" w:color="000000"/>
-              <w:right w:val="single" w:sz="4" w:space="0" w:color="000000"/>
-            </w:tcBorders>
-            <w:vAlign w:val="center"/>
-          </w:tcPr>
-          <w:p>
-            <w:pPr>
-              <w:spacing w:before="40" w:after="40"/>
-              <w:jc w:val="left"/>
-            </w:pPr>
-            <w:r>
-              <w:rPr>
-                <w:rFonts w:ascii="Adani" w:hAnsi="Adani"/>
-                <w:b w:val="0"/>
-                <w:sz w:val="18"/>
-                <w:u w:val="none"/>
-              </w:rPr>
-              <w:t>Director</w:t>
-            </w:r>
-          </w:p>
-        </w:tc>
-        <w:tc>
-          <w:tcPr>
-            <w:tcW w:type="dxa" w:w="1304"/>
-            <w:shd w:val="clear" w:color="auto" w:fill="FFFFFF"/>
-            <w:tcBorders>
-              <w:top w:val="single" w:sz="4" w:space="0" w:color="000000"/>
-              <w:left w:val="single" w:sz="4" w:space="0" w:color="000000"/>
-              <w:bottom w:val="single" w:sz="4" w:space="0" w:color="000000"/>
-              <w:right w:val="single" w:sz="4" w:space="0" w:color="000000"/>
-            </w:tcBorders>
-            <w:vAlign w:val="center"/>
-          </w:tcPr>
-          <w:p>
-            <w:pPr>
-              <w:spacing w:before="40" w:after="40"/>
-              <w:jc w:val="left"/>
-            </w:pPr>
-            <w:r>
-              <w:rPr>
-                <w:rFonts w:ascii="Adani" w:hAnsi="Adani"/>
-                <w:b w:val="0"/>
-                <w:sz w:val="18"/>
-                <w:u w:val="none"/>
-              </w:rPr>
-              <w:t>21/03/2017</w:t>
-            </w:r>
-          </w:p>
-        </w:tc>
-      </w:tr>
-      <w:tr>
-        <w:tc>
-          <w:tcPr>
-            <w:tcW w:type="dxa" w:w="2268"/>
-            <w:shd w:val="clear" w:color="auto" w:fill="FFFFFF"/>
-            <w:tcBorders>
-              <w:top w:val="single" w:sz="4" w:space="0" w:color="000000"/>
-              <w:left w:val="single" w:sz="4" w:space="0" w:color="000000"/>
-              <w:bottom w:val="single" w:sz="4" w:space="0" w:color="000000"/>
-              <w:right w:val="single" w:sz="4" w:space="0" w:color="000000"/>
-            </w:tcBorders>
-            <w:vAlign w:val="center"/>
-          </w:tcPr>
-          <w:p>
-            <w:pPr>
-              <w:spacing w:before="40" w:after="40"/>
-              <w:jc w:val="left"/>
-            </w:pPr>
-            <w:r>
-              <w:rPr>
-                <w:rFonts w:ascii="Adani" w:hAnsi="Adani"/>
-                <w:b w:val="0"/>
-                <w:sz w:val="18"/>
-                <w:u w:val="none"/>
-              </w:rPr>
-              <w:t>U65993GJ2016PTC086524</w:t>
-            </w:r>
-          </w:p>
-        </w:tc>
-        <w:tc>
-          <w:tcPr>
-            <w:tcW w:type="dxa" w:w="4252"/>
-            <w:shd w:val="clear" w:color="auto" w:fill="FFFFFF"/>
-            <w:tcBorders>
-              <w:top w:val="single" w:sz="4" w:space="0" w:color="000000"/>
-              <w:left w:val="single" w:sz="4" w:space="0" w:color="000000"/>
-              <w:bottom w:val="single" w:sz="4" w:space="0" w:color="000000"/>
-              <w:right w:val="single" w:sz="4" w:space="0" w:color="000000"/>
-            </w:tcBorders>
-            <w:vAlign w:val="center"/>
-          </w:tcPr>
-          <w:p>
-            <w:pPr>
-              <w:spacing w:before="40" w:after="40"/>
-              <w:jc w:val="left"/>
-            </w:pPr>
-            <w:r>
-              <w:rPr>
-                <w:rFonts w:ascii="Adani" w:hAnsi="Adani"/>
-                <w:b w:val="0"/>
-                <w:sz w:val="18"/>
-                <w:u w:val="none"/>
-              </w:rPr>
-              <w:t>ADANI FINSERVE PRIVATE LIMITED</w:t>
-            </w:r>
-          </w:p>
-        </w:tc>
-        <w:tc>
-          <w:tcPr>
-            <w:tcW w:type="dxa" w:w="1587"/>
-            <w:shd w:val="clear" w:color="auto" w:fill="FFFFFF"/>
-            <w:tcBorders>
-              <w:top w:val="single" w:sz="4" w:space="0" w:color="000000"/>
-              <w:left w:val="single" w:sz="4" w:space="0" w:color="000000"/>
-              <w:bottom w:val="single" w:sz="4" w:space="0" w:color="000000"/>
-              <w:right w:val="single" w:sz="4" w:space="0" w:color="000000"/>
-            </w:tcBorders>
-            <w:vAlign w:val="center"/>
-          </w:tcPr>
-          <w:p>
-            <w:pPr>
-              <w:spacing w:before="40" w:after="40"/>
-              <w:jc w:val="left"/>
-            </w:pPr>
-            <w:r>
-              <w:rPr>
-                <w:rFonts w:ascii="Adani" w:hAnsi="Adani"/>
-                <w:b w:val="0"/>
-                <w:sz w:val="18"/>
-                <w:u w:val="none"/>
-              </w:rPr>
-              <w:t>Director</w:t>
-            </w:r>
-          </w:p>
-        </w:tc>
-        <w:tc>
-          <w:tcPr>
-            <w:tcW w:type="dxa" w:w="1304"/>
-            <w:shd w:val="clear" w:color="auto" w:fill="FFFFFF"/>
-            <w:tcBorders>
-              <w:top w:val="single" w:sz="4" w:space="0" w:color="000000"/>
-              <w:left w:val="single" w:sz="4" w:space="0" w:color="000000"/>
-              <w:bottom w:val="single" w:sz="4" w:space="0" w:color="000000"/>
-              <w:right w:val="single" w:sz="4" w:space="0" w:color="000000"/>
-            </w:tcBorders>
-            <w:vAlign w:val="center"/>
-          </w:tcPr>
-          <w:p>
-            <w:pPr>
-              <w:spacing w:before="40" w:after="40"/>
-              <w:jc w:val="left"/>
-            </w:pPr>
-            <w:r>
-              <w:rPr>
-                <w:rFonts w:ascii="Adani" w:hAnsi="Adani"/>
-                <w:b w:val="0"/>
-                <w:sz w:val="18"/>
-                <w:u w:val="none"/>
-              </w:rPr>
-              <w:t>18/03/2016</w:t>
-            </w:r>
-          </w:p>
-        </w:tc>
-      </w:tr>
-      <w:tr>
-        <w:tc>
-          <w:tcPr>
-            <w:tcW w:type="dxa" w:w="2268"/>
-            <w:shd w:val="clear" w:color="auto" w:fill="FFFFFF"/>
-            <w:tcBorders>
-              <w:top w:val="single" w:sz="4" w:space="0" w:color="000000"/>
-              <w:left w:val="single" w:sz="4" w:space="0" w:color="000000"/>
-              <w:bottom w:val="single" w:sz="4" w:space="0" w:color="000000"/>
-              <w:right w:val="single" w:sz="4" w:space="0" w:color="000000"/>
-            </w:tcBorders>
-            <w:vAlign w:val="center"/>
-          </w:tcPr>
-          <w:p>
-            <w:pPr>
-              <w:spacing w:before="40" w:after="40"/>
-              <w:jc w:val="left"/>
-            </w:pPr>
-            <w:r>
-              <w:rPr>
-                <w:rFonts w:ascii="Adani" w:hAnsi="Adani"/>
-                <w:b w:val="0"/>
-                <w:sz w:val="18"/>
-                <w:u w:val="none"/>
-              </w:rPr>
-              <w:t>U35115GJ2015PLC083876</w:t>
-            </w:r>
-          </w:p>
-        </w:tc>
-        <w:tc>
-          <w:tcPr>
-            <w:tcW w:type="dxa" w:w="4252"/>
-            <w:shd w:val="clear" w:color="auto" w:fill="FFFFFF"/>
-            <w:tcBorders>
-              <w:top w:val="single" w:sz="4" w:space="0" w:color="000000"/>
-              <w:left w:val="single" w:sz="4" w:space="0" w:color="000000"/>
-              <w:bottom w:val="single" w:sz="4" w:space="0" w:color="000000"/>
-              <w:right w:val="single" w:sz="4" w:space="0" w:color="000000"/>
-            </w:tcBorders>
-            <w:vAlign w:val="center"/>
-          </w:tcPr>
-          <w:p>
-            <w:pPr>
-              <w:spacing w:before="40" w:after="40"/>
-              <w:jc w:val="left"/>
-            </w:pPr>
-            <w:r>
-              <w:rPr>
-                <w:rFonts w:ascii="Adani" w:hAnsi="Adani"/>
-                <w:b w:val="0"/>
-                <w:sz w:val="18"/>
-                <w:u w:val="none"/>
-              </w:rPr>
-              <w:t>ADANI AEROSPACE AND DEFENCE LIMITED</w:t>
-            </w:r>
-          </w:p>
-        </w:tc>
-        <w:tc>
-          <w:tcPr>
-            <w:tcW w:type="dxa" w:w="1587"/>
-            <w:shd w:val="clear" w:color="auto" w:fill="FFFFFF"/>
-            <w:tcBorders>
-              <w:top w:val="single" w:sz="4" w:space="0" w:color="000000"/>
-              <w:left w:val="single" w:sz="4" w:space="0" w:color="000000"/>
-              <w:bottom w:val="single" w:sz="4" w:space="0" w:color="000000"/>
-              <w:right w:val="single" w:sz="4" w:space="0" w:color="000000"/>
-            </w:tcBorders>
-            <w:vAlign w:val="center"/>
-          </w:tcPr>
-          <w:p>
-            <w:pPr>
-              <w:spacing w:before="40" w:after="40"/>
-              <w:jc w:val="left"/>
-            </w:pPr>
-            <w:r>
-              <w:rPr>
-                <w:rFonts w:ascii="Adani" w:hAnsi="Adani"/>
-                <w:b w:val="0"/>
-                <w:sz w:val="18"/>
-                <w:u w:val="none"/>
-              </w:rPr>
-              <w:t>Director</w:t>
-            </w:r>
-          </w:p>
-        </w:tc>
-        <w:tc>
-          <w:tcPr>
-            <w:tcW w:type="dxa" w:w="1304"/>
-            <w:shd w:val="clear" w:color="auto" w:fill="FFFFFF"/>
-            <w:tcBorders>
-              <w:top w:val="single" w:sz="4" w:space="0" w:color="000000"/>
-              <w:left w:val="single" w:sz="4" w:space="0" w:color="000000"/>
-              <w:bottom w:val="single" w:sz="4" w:space="0" w:color="000000"/>
-              <w:right w:val="single" w:sz="4" w:space="0" w:color="000000"/>
-            </w:tcBorders>
-            <w:vAlign w:val="center"/>
-          </w:tcPr>
-          <w:p>
-            <w:pPr>
-              <w:spacing w:before="40" w:after="40"/>
-              <w:jc w:val="left"/>
-            </w:pPr>
-            <w:r>
-              <w:rPr>
-                <w:rFonts w:ascii="Adani" w:hAnsi="Adani"/>
-                <w:b w:val="0"/>
-                <w:sz w:val="18"/>
-                <w:u w:val="none"/>
-              </w:rPr>
-              <w:t>17/07/2015</w:t>
-            </w:r>
-          </w:p>
-        </w:tc>
-      </w:tr>
-      <w:tr>
-        <w:tc>
-          <w:tcPr>
-            <w:tcW w:type="dxa" w:w="2268"/>
-            <w:shd w:val="clear" w:color="auto" w:fill="FFFFFF"/>
-            <w:tcBorders>
-              <w:top w:val="single" w:sz="4" w:space="0" w:color="000000"/>
-              <w:left w:val="single" w:sz="4" w:space="0" w:color="000000"/>
-              <w:bottom w:val="single" w:sz="4" w:space="0" w:color="000000"/>
-              <w:right w:val="single" w:sz="4" w:space="0" w:color="000000"/>
-            </w:tcBorders>
-            <w:vAlign w:val="center"/>
-          </w:tcPr>
-          <w:p>
-            <w:pPr>
-              <w:spacing w:before="40" w:after="40"/>
-              <w:jc w:val="left"/>
-            </w:pPr>
-            <w:r>
-              <w:rPr>
-                <w:rFonts w:ascii="Adani" w:hAnsi="Adani"/>
-                <w:b w:val="0"/>
-                <w:sz w:val="18"/>
-                <w:u w:val="none"/>
-              </w:rPr>
               <w:t>U74990GJ2015PLC083873</w:t>
             </w:r>
           </w:p>
@@ -8105,7 +6543,7 @@
                 <w:sz w:val="18"/>
                 <w:u w:val="none"/>
               </w:rPr>
-              <w:t>U74999GJ2015PLC083877</w:t>
+              <w:t>U35115GJ2015PLC083876</w:t>
             </w:r>
           </w:p>
         </w:tc>
@@ -8133,7 +6571,7 @@
                 <w:sz w:val="18"/>
                 <w:u w:val="none"/>
               </w:rPr>
-              <w:t>ORDEFENCE SYSTEMS LIMITED</w:t>
+              <w:t>ADANI AEROSPACE AND DEFENCE LIMITED</w:t>
             </w:r>
           </w:p>
         </w:tc>
@@ -8418,6 +6856,120 @@
                 <w:u w:val="none"/>
               </w:rPr>
               <w:t>21/12/2009</w:t>
+            </w:r>
+          </w:p>
+        </w:tc>
+      </w:tr>
+      <w:tr>
+        <w:tc>
+          <w:tcPr>
+            <w:tcW w:type="dxa" w:w="2268"/>
+            <w:shd w:val="clear" w:color="auto" w:fill="FFFFFF"/>
+            <w:tcBorders>
+              <w:top w:val="single" w:sz="4" w:space="0" w:color="000000"/>
+              <w:left w:val="single" w:sz="4" w:space="0" w:color="000000"/>
+              <w:bottom w:val="single" w:sz="4" w:space="0" w:color="000000"/>
+              <w:right w:val="single" w:sz="4" w:space="0" w:color="000000"/>
+            </w:tcBorders>
+            <w:vAlign w:val="center"/>
+          </w:tcPr>
+          <w:p>
+            <w:pPr>
+              <w:spacing w:before="40" w:after="40"/>
+              <w:jc w:val="left"/>
+            </w:pPr>
+            <w:r>
+              <w:rPr>
+                <w:rFonts w:ascii="Adani" w:hAnsi="Adani"/>
+                <w:b w:val="0"/>
+                <w:sz w:val="18"/>
+                <w:u w:val="none"/>
+              </w:rPr>
+              <w:t>U63010GJ2005PTC046720</w:t>
+            </w:r>
+          </w:p>
+        </w:tc>
+        <w:tc>
+          <w:tcPr>
+            <w:tcW w:type="dxa" w:w="4252"/>
+            <w:shd w:val="clear" w:color="auto" w:fill="FFFFFF"/>
+            <w:tcBorders>
+              <w:top w:val="single" w:sz="4" w:space="0" w:color="000000"/>
+              <w:left w:val="single" w:sz="4" w:space="0" w:color="000000"/>
+              <w:bottom w:val="single" w:sz="4" w:space="0" w:color="000000"/>
+              <w:right w:val="single" w:sz="4" w:space="0" w:color="000000"/>
+            </w:tcBorders>
+            <w:vAlign w:val="center"/>
+          </w:tcPr>
+          <w:p>
+            <w:pPr>
+              <w:spacing w:before="40" w:after="40"/>
+              <w:jc w:val="left"/>
+            </w:pPr>
+            <w:r>
+              <w:rPr>
+                <w:rFonts w:ascii="Adani" w:hAnsi="Adani"/>
+                <w:b w:val="0"/>
+                <w:sz w:val="18"/>
+                <w:u w:val="none"/>
+              </w:rPr>
+              <w:t>INLAND CONWARE (LUDHIANA) PRIVATE LIMITED</w:t>
+            </w:r>
+          </w:p>
+        </w:tc>
+        <w:tc>
+          <w:tcPr>
+            <w:tcW w:type="dxa" w:w="1587"/>
+            <w:shd w:val="clear" w:color="auto" w:fill="FFFFFF"/>
+            <w:tcBorders>
+              <w:top w:val="single" w:sz="4" w:space="0" w:color="000000"/>
+              <w:left w:val="single" w:sz="4" w:space="0" w:color="000000"/>
+              <w:bottom w:val="single" w:sz="4" w:space="0" w:color="000000"/>
+              <w:right w:val="single" w:sz="4" w:space="0" w:color="000000"/>
+            </w:tcBorders>
+            <w:vAlign w:val="center"/>
+          </w:tcPr>
+          <w:p>
+            <w:pPr>
+              <w:spacing w:before="40" w:after="40"/>
+              <w:jc w:val="left"/>
+            </w:pPr>
+            <w:r>
+              <w:rPr>
+                <w:rFonts w:ascii="Adani" w:hAnsi="Adani"/>
+                <w:b w:val="0"/>
+                <w:sz w:val="18"/>
+                <w:u w:val="none"/>
+              </w:rPr>
+              <w:t>Director</w:t>
+            </w:r>
+          </w:p>
+        </w:tc>
+        <w:tc>
+          <w:tcPr>
+            <w:tcW w:type="dxa" w:w="1304"/>
+            <w:shd w:val="clear" w:color="auto" w:fill="FFFFFF"/>
+            <w:tcBorders>
+              <w:top w:val="single" w:sz="4" w:space="0" w:color="000000"/>
+              <w:left w:val="single" w:sz="4" w:space="0" w:color="000000"/>
+              <w:bottom w:val="single" w:sz="4" w:space="0" w:color="000000"/>
+              <w:right w:val="single" w:sz="4" w:space="0" w:color="000000"/>
+            </w:tcBorders>
+            <w:vAlign w:val="center"/>
+          </w:tcPr>
+          <w:p>
+            <w:pPr>
+              <w:spacing w:before="40" w:after="40"/>
+              <w:jc w:val="left"/>
+            </w:pPr>
+            <w:r>
+              <w:rPr>
+                <w:rFonts w:ascii="Adani" w:hAnsi="Adani"/>
+                <w:b w:val="0"/>
+                <w:sz w:val="18"/>
+                <w:u w:val="none"/>
+              </w:rPr>
+              <w:t>05/09/2005</w:t>
             </w:r>
           </w:p>
         </w:tc>

--- a/Backend/Director_Disclosure/Output_Disclosures/2024-25/HESTER_BIOSCIENCES_LIMITED/MBP-1/MBP1_AMEETKUMAR_HIRANYAKUMAR_DESAI_00007116.docx
+++ b/Backend/Director_Disclosure/Output_Disclosures/2024-25/HESTER_BIOSCIENCES_LIMITED/MBP-1/MBP1_AMEETKUMAR_HIRANYAKUMAR_DESAI_00007116.docx
@@ -2698,7 +2698,7 @@
                 <w:sz w:val="18"/>
                 <w:u w:val="none"/>
               </w:rPr>
-              <w:t>Date:   15th May, 2026</w:t>
+              <w:t>Date:   27th May, 2026</w:t>
             </w:r>
           </w:p>
         </w:tc>
@@ -3735,7 +3735,7 @@
                 <w:sz w:val="18"/>
                 <w:u w:val="none"/>
               </w:rPr>
-              <w:t>Date:   15th May, 2026</w:t>
+              <w:t>Date:   27th May, 2026</w:t>
             </w:r>
           </w:p>
         </w:tc>
@@ -3896,7 +3896,7 @@
           <w:sz w:val="20"/>
           <w:u w:val="none"/>
         </w:rPr>
-        <w:t>15th May, 2026</w:t>
+        <w:t>27th May, 2026</w:t>
       </w:r>
     </w:p>
     <w:p>

--- a/Backend/Director_Disclosure/Output_Disclosures/2024-25/HESTER_BIOSCIENCES_LIMITED/MBP-1/MBP1_AMEETKUMAR_HIRANYAKUMAR_DESAI_00007116.docx
+++ b/Backend/Director_Disclosure/Output_Disclosures/2024-25/HESTER_BIOSCIENCES_LIMITED/MBP-1/MBP1_AMEETKUMAR_HIRANYAKUMAR_DESAI_00007116.docx
@@ -417,7 +417,7 @@
                 <w:sz w:val="18"/>
                 <w:u w:val="none"/>
               </w:rPr>
-              <w:t>Additional Director</w:t>
+              <w:t>Director</w:t>
             </w:r>
           </w:p>
         </w:tc>
@@ -473,7 +473,7 @@
                 <w:sz w:val="18"/>
                 <w:u w:val="none"/>
               </w:rPr>
-              <w:t>13/09/2024</w:t>
+              <w:t>15/10/2024</w:t>
             </w:r>
           </w:p>
         </w:tc>
@@ -1898,574 +1898,6 @@
           </w:p>
         </w:tc>
       </w:tr>
-      <w:tr>
-        <w:tc>
-          <w:tcPr>
-            <w:tcW w:type="dxa" w:w="680"/>
-            <w:shd w:val="clear" w:color="auto" w:fill="FFFFFF"/>
-            <w:tcBorders>
-              <w:top w:val="single" w:sz="4" w:space="0" w:color="000000"/>
-              <w:left w:val="single" w:sz="4" w:space="0" w:color="000000"/>
-              <w:bottom w:val="single" w:sz="4" w:space="0" w:color="000000"/>
-              <w:right w:val="single" w:sz="4" w:space="0" w:color="000000"/>
-            </w:tcBorders>
-            <w:vAlign w:val="center"/>
-          </w:tcPr>
-          <w:p>
-            <w:pPr>
-              <w:spacing w:before="40" w:after="40"/>
-              <w:jc w:val="left"/>
-            </w:pPr>
-            <w:r>
-              <w:rPr>
-                <w:rFonts w:ascii="Adani" w:hAnsi="Adani"/>
-                <w:b w:val="0"/>
-                <w:sz w:val="18"/>
-                <w:u w:val="none"/>
-              </w:rPr>
-              <w:t>12</w:t>
-            </w:r>
-          </w:p>
-        </w:tc>
-        <w:tc>
-          <w:tcPr>
-            <w:tcW w:type="dxa" w:w="3969"/>
-            <w:shd w:val="clear" w:color="auto" w:fill="FFFFFF"/>
-            <w:tcBorders>
-              <w:top w:val="single" w:sz="4" w:space="0" w:color="000000"/>
-              <w:left w:val="single" w:sz="4" w:space="0" w:color="000000"/>
-              <w:bottom w:val="single" w:sz="4" w:space="0" w:color="000000"/>
-              <w:right w:val="single" w:sz="4" w:space="0" w:color="000000"/>
-            </w:tcBorders>
-            <w:vAlign w:val="center"/>
-          </w:tcPr>
-          <w:p>
-            <w:pPr>
-              <w:spacing w:before="40" w:after="40"/>
-              <w:jc w:val="left"/>
-            </w:pPr>
-            <w:r>
-              <w:rPr>
-                <w:rFonts w:ascii="Adani" w:hAnsi="Adani"/>
-                <w:b w:val="0"/>
-                <w:sz w:val="18"/>
-                <w:u w:val="none"/>
-              </w:rPr>
-              <w:t>ADANI DEFENCE SYSTEMS AND TECHNOLOGIES LIMITED</w:t>
-            </w:r>
-          </w:p>
-        </w:tc>
-        <w:tc>
-          <w:tcPr>
-            <w:tcW w:type="dxa" w:w="1814"/>
-            <w:shd w:val="clear" w:color="auto" w:fill="FFFFFF"/>
-            <w:tcBorders>
-              <w:top w:val="single" w:sz="4" w:space="0" w:color="000000"/>
-              <w:left w:val="single" w:sz="4" w:space="0" w:color="000000"/>
-              <w:bottom w:val="single" w:sz="4" w:space="0" w:color="000000"/>
-              <w:right w:val="single" w:sz="4" w:space="0" w:color="000000"/>
-            </w:tcBorders>
-            <w:vAlign w:val="center"/>
-          </w:tcPr>
-          <w:p>
-            <w:pPr>
-              <w:spacing w:before="40" w:after="40"/>
-              <w:jc w:val="left"/>
-            </w:pPr>
-            <w:r>
-              <w:rPr>
-                <w:rFonts w:ascii="Adani" w:hAnsi="Adani"/>
-                <w:b w:val="0"/>
-                <w:sz w:val="18"/>
-                <w:u w:val="none"/>
-              </w:rPr>
-              <w:t>Director</w:t>
-            </w:r>
-          </w:p>
-        </w:tc>
-        <w:tc>
-          <w:tcPr>
-            <w:tcW w:type="dxa" w:w="1020"/>
-            <w:shd w:val="clear" w:color="auto" w:fill="FFFFFF"/>
-            <w:tcBorders>
-              <w:top w:val="single" w:sz="4" w:space="0" w:color="000000"/>
-              <w:left w:val="single" w:sz="4" w:space="0" w:color="000000"/>
-              <w:bottom w:val="single" w:sz="4" w:space="0" w:color="000000"/>
-              <w:right w:val="single" w:sz="4" w:space="0" w:color="000000"/>
-            </w:tcBorders>
-            <w:vAlign w:val="center"/>
-          </w:tcPr>
-          <w:p>
-            <w:pPr>
-              <w:spacing w:before="40" w:after="40"/>
-              <w:jc w:val="left"/>
-            </w:pPr>
-            <w:r>
-              <w:rPr>
-                <w:rFonts w:ascii="Adani" w:hAnsi="Adani"/>
-                <w:b w:val="0"/>
-                <w:sz w:val="18"/>
-                <w:u w:val="none"/>
-              </w:rPr>
-              <w:t>NIL</w:t>
-            </w:r>
-          </w:p>
-        </w:tc>
-        <w:tc>
-          <w:tcPr>
-            <w:tcW w:type="dxa" w:w="1247"/>
-            <w:shd w:val="clear" w:color="auto" w:fill="FFFFFF"/>
-            <w:tcBorders>
-              <w:top w:val="single" w:sz="4" w:space="0" w:color="000000"/>
-              <w:left w:val="single" w:sz="4" w:space="0" w:color="000000"/>
-              <w:bottom w:val="single" w:sz="4" w:space="0" w:color="000000"/>
-              <w:right w:val="single" w:sz="4" w:space="0" w:color="000000"/>
-            </w:tcBorders>
-            <w:vAlign w:val="center"/>
-          </w:tcPr>
-          <w:p>
-            <w:pPr>
-              <w:spacing w:before="40" w:after="40"/>
-              <w:jc w:val="left"/>
-            </w:pPr>
-            <w:r>
-              <w:rPr>
-                <w:rFonts w:ascii="Adani" w:hAnsi="Adani"/>
-                <w:b w:val="0"/>
-                <w:sz w:val="18"/>
-                <w:u w:val="none"/>
-              </w:rPr>
-              <w:t>25/03/2015</w:t>
-            </w:r>
-          </w:p>
-        </w:tc>
-      </w:tr>
-      <w:tr>
-        <w:tc>
-          <w:tcPr>
-            <w:tcW w:type="dxa" w:w="680"/>
-            <w:shd w:val="clear" w:color="auto" w:fill="FFFFFF"/>
-            <w:tcBorders>
-              <w:top w:val="single" w:sz="4" w:space="0" w:color="000000"/>
-              <w:left w:val="single" w:sz="4" w:space="0" w:color="000000"/>
-              <w:bottom w:val="single" w:sz="4" w:space="0" w:color="000000"/>
-              <w:right w:val="single" w:sz="4" w:space="0" w:color="000000"/>
-            </w:tcBorders>
-            <w:vAlign w:val="center"/>
-          </w:tcPr>
-          <w:p>
-            <w:pPr>
-              <w:spacing w:before="40" w:after="40"/>
-              <w:jc w:val="left"/>
-            </w:pPr>
-            <w:r>
-              <w:rPr>
-                <w:rFonts w:ascii="Adani" w:hAnsi="Adani"/>
-                <w:b w:val="0"/>
-                <w:sz w:val="18"/>
-                <w:u w:val="none"/>
-              </w:rPr>
-              <w:t>13</w:t>
-            </w:r>
-          </w:p>
-        </w:tc>
-        <w:tc>
-          <w:tcPr>
-            <w:tcW w:type="dxa" w:w="3969"/>
-            <w:shd w:val="clear" w:color="auto" w:fill="FFFFFF"/>
-            <w:tcBorders>
-              <w:top w:val="single" w:sz="4" w:space="0" w:color="000000"/>
-              <w:left w:val="single" w:sz="4" w:space="0" w:color="000000"/>
-              <w:bottom w:val="single" w:sz="4" w:space="0" w:color="000000"/>
-              <w:right w:val="single" w:sz="4" w:space="0" w:color="000000"/>
-            </w:tcBorders>
-            <w:vAlign w:val="center"/>
-          </w:tcPr>
-          <w:p>
-            <w:pPr>
-              <w:spacing w:before="40" w:after="40"/>
-              <w:jc w:val="left"/>
-            </w:pPr>
-            <w:r>
-              <w:rPr>
-                <w:rFonts w:ascii="Adani" w:hAnsi="Adani"/>
-                <w:b w:val="0"/>
-                <w:sz w:val="18"/>
-                <w:u w:val="none"/>
-              </w:rPr>
-              <w:t>ADANI CEMENTS LIMITED</w:t>
-            </w:r>
-          </w:p>
-        </w:tc>
-        <w:tc>
-          <w:tcPr>
-            <w:tcW w:type="dxa" w:w="1814"/>
-            <w:shd w:val="clear" w:color="auto" w:fill="FFFFFF"/>
-            <w:tcBorders>
-              <w:top w:val="single" w:sz="4" w:space="0" w:color="000000"/>
-              <w:left w:val="single" w:sz="4" w:space="0" w:color="000000"/>
-              <w:bottom w:val="single" w:sz="4" w:space="0" w:color="000000"/>
-              <w:right w:val="single" w:sz="4" w:space="0" w:color="000000"/>
-            </w:tcBorders>
-            <w:vAlign w:val="center"/>
-          </w:tcPr>
-          <w:p>
-            <w:pPr>
-              <w:spacing w:before="40" w:after="40"/>
-              <w:jc w:val="left"/>
-            </w:pPr>
-            <w:r>
-              <w:rPr>
-                <w:rFonts w:ascii="Adani" w:hAnsi="Adani"/>
-                <w:b w:val="0"/>
-                <w:sz w:val="18"/>
-                <w:u w:val="none"/>
-              </w:rPr>
-              <w:t>Director</w:t>
-            </w:r>
-          </w:p>
-        </w:tc>
-        <w:tc>
-          <w:tcPr>
-            <w:tcW w:type="dxa" w:w="1020"/>
-            <w:shd w:val="clear" w:color="auto" w:fill="FFFFFF"/>
-            <w:tcBorders>
-              <w:top w:val="single" w:sz="4" w:space="0" w:color="000000"/>
-              <w:left w:val="single" w:sz="4" w:space="0" w:color="000000"/>
-              <w:bottom w:val="single" w:sz="4" w:space="0" w:color="000000"/>
-              <w:right w:val="single" w:sz="4" w:space="0" w:color="000000"/>
-            </w:tcBorders>
-            <w:vAlign w:val="center"/>
-          </w:tcPr>
-          <w:p>
-            <w:pPr>
-              <w:spacing w:before="40" w:after="40"/>
-              <w:jc w:val="left"/>
-            </w:pPr>
-            <w:r>
-              <w:rPr>
-                <w:rFonts w:ascii="Adani" w:hAnsi="Adani"/>
-                <w:b w:val="0"/>
-                <w:sz w:val="18"/>
-                <w:u w:val="none"/>
-              </w:rPr>
-              <w:t>NIL</w:t>
-            </w:r>
-          </w:p>
-        </w:tc>
-        <w:tc>
-          <w:tcPr>
-            <w:tcW w:type="dxa" w:w="1247"/>
-            <w:shd w:val="clear" w:color="auto" w:fill="FFFFFF"/>
-            <w:tcBorders>
-              <w:top w:val="single" w:sz="4" w:space="0" w:color="000000"/>
-              <w:left w:val="single" w:sz="4" w:space="0" w:color="000000"/>
-              <w:bottom w:val="single" w:sz="4" w:space="0" w:color="000000"/>
-              <w:right w:val="single" w:sz="4" w:space="0" w:color="000000"/>
-            </w:tcBorders>
-            <w:vAlign w:val="center"/>
-          </w:tcPr>
-          <w:p>
-            <w:pPr>
-              <w:spacing w:before="40" w:after="40"/>
-              <w:jc w:val="left"/>
-            </w:pPr>
-            <w:r>
-              <w:rPr>
-                <w:rFonts w:ascii="Adani" w:hAnsi="Adani"/>
-                <w:b w:val="0"/>
-                <w:sz w:val="18"/>
-                <w:u w:val="none"/>
-              </w:rPr>
-              <w:t>21/12/2009</w:t>
-            </w:r>
-          </w:p>
-        </w:tc>
-      </w:tr>
-      <w:tr>
-        <w:tc>
-          <w:tcPr>
-            <w:tcW w:type="dxa" w:w="680"/>
-            <w:shd w:val="clear" w:color="auto" w:fill="FFFFFF"/>
-            <w:tcBorders>
-              <w:top w:val="single" w:sz="4" w:space="0" w:color="000000"/>
-              <w:left w:val="single" w:sz="4" w:space="0" w:color="000000"/>
-              <w:bottom w:val="single" w:sz="4" w:space="0" w:color="000000"/>
-              <w:right w:val="single" w:sz="4" w:space="0" w:color="000000"/>
-            </w:tcBorders>
-            <w:vAlign w:val="center"/>
-          </w:tcPr>
-          <w:p>
-            <w:pPr>
-              <w:spacing w:before="40" w:after="40"/>
-              <w:jc w:val="left"/>
-            </w:pPr>
-            <w:r>
-              <w:rPr>
-                <w:rFonts w:ascii="Adani" w:hAnsi="Adani"/>
-                <w:b w:val="0"/>
-                <w:sz w:val="18"/>
-                <w:u w:val="none"/>
-              </w:rPr>
-              <w:t>14</w:t>
-            </w:r>
-          </w:p>
-        </w:tc>
-        <w:tc>
-          <w:tcPr>
-            <w:tcW w:type="dxa" w:w="3969"/>
-            <w:shd w:val="clear" w:color="auto" w:fill="FFFFFF"/>
-            <w:tcBorders>
-              <w:top w:val="single" w:sz="4" w:space="0" w:color="000000"/>
-              <w:left w:val="single" w:sz="4" w:space="0" w:color="000000"/>
-              <w:bottom w:val="single" w:sz="4" w:space="0" w:color="000000"/>
-              <w:right w:val="single" w:sz="4" w:space="0" w:color="000000"/>
-            </w:tcBorders>
-            <w:vAlign w:val="center"/>
-          </w:tcPr>
-          <w:p>
-            <w:pPr>
-              <w:spacing w:before="40" w:after="40"/>
-              <w:jc w:val="left"/>
-            </w:pPr>
-            <w:r>
-              <w:rPr>
-                <w:rFonts w:ascii="Adani" w:hAnsi="Adani"/>
-                <w:b w:val="0"/>
-                <w:sz w:val="18"/>
-                <w:u w:val="none"/>
-              </w:rPr>
-              <w:t>INLAND CONWARE (LUDHIANA) PRIVATE LIMITED</w:t>
-            </w:r>
-          </w:p>
-        </w:tc>
-        <w:tc>
-          <w:tcPr>
-            <w:tcW w:type="dxa" w:w="1814"/>
-            <w:shd w:val="clear" w:color="auto" w:fill="FFFFFF"/>
-            <w:tcBorders>
-              <w:top w:val="single" w:sz="4" w:space="0" w:color="000000"/>
-              <w:left w:val="single" w:sz="4" w:space="0" w:color="000000"/>
-              <w:bottom w:val="single" w:sz="4" w:space="0" w:color="000000"/>
-              <w:right w:val="single" w:sz="4" w:space="0" w:color="000000"/>
-            </w:tcBorders>
-            <w:vAlign w:val="center"/>
-          </w:tcPr>
-          <w:p>
-            <w:pPr>
-              <w:spacing w:before="40" w:after="40"/>
-              <w:jc w:val="left"/>
-            </w:pPr>
-            <w:r>
-              <w:rPr>
-                <w:rFonts w:ascii="Adani" w:hAnsi="Adani"/>
-                <w:b w:val="0"/>
-                <w:sz w:val="18"/>
-                <w:u w:val="none"/>
-              </w:rPr>
-              <w:t>Director</w:t>
-            </w:r>
-          </w:p>
-        </w:tc>
-        <w:tc>
-          <w:tcPr>
-            <w:tcW w:type="dxa" w:w="1020"/>
-            <w:shd w:val="clear" w:color="auto" w:fill="FFFFFF"/>
-            <w:tcBorders>
-              <w:top w:val="single" w:sz="4" w:space="0" w:color="000000"/>
-              <w:left w:val="single" w:sz="4" w:space="0" w:color="000000"/>
-              <w:bottom w:val="single" w:sz="4" w:space="0" w:color="000000"/>
-              <w:right w:val="single" w:sz="4" w:space="0" w:color="000000"/>
-            </w:tcBorders>
-            <w:vAlign w:val="center"/>
-          </w:tcPr>
-          <w:p>
-            <w:pPr>
-              <w:spacing w:before="40" w:after="40"/>
-              <w:jc w:val="left"/>
-            </w:pPr>
-            <w:r>
-              <w:rPr>
-                <w:rFonts w:ascii="Adani" w:hAnsi="Adani"/>
-                <w:b w:val="0"/>
-                <w:sz w:val="18"/>
-                <w:u w:val="none"/>
-              </w:rPr>
-              <w:t>NIL</w:t>
-            </w:r>
-          </w:p>
-        </w:tc>
-        <w:tc>
-          <w:tcPr>
-            <w:tcW w:type="dxa" w:w="1247"/>
-            <w:shd w:val="clear" w:color="auto" w:fill="FFFFFF"/>
-            <w:tcBorders>
-              <w:top w:val="single" w:sz="4" w:space="0" w:color="000000"/>
-              <w:left w:val="single" w:sz="4" w:space="0" w:color="000000"/>
-              <w:bottom w:val="single" w:sz="4" w:space="0" w:color="000000"/>
-              <w:right w:val="single" w:sz="4" w:space="0" w:color="000000"/>
-            </w:tcBorders>
-            <w:vAlign w:val="center"/>
-          </w:tcPr>
-          <w:p>
-            <w:pPr>
-              <w:spacing w:before="40" w:after="40"/>
-              <w:jc w:val="left"/>
-            </w:pPr>
-            <w:r>
-              <w:rPr>
-                <w:rFonts w:ascii="Adani" w:hAnsi="Adani"/>
-                <w:b w:val="0"/>
-                <w:sz w:val="18"/>
-                <w:u w:val="none"/>
-              </w:rPr>
-              <w:t>05/09/2005</w:t>
-            </w:r>
-          </w:p>
-        </w:tc>
-      </w:tr>
-      <w:tr>
-        <w:tc>
-          <w:tcPr>
-            <w:tcW w:type="dxa" w:w="680"/>
-            <w:shd w:val="clear" w:color="auto" w:fill="FFFFFF"/>
-            <w:tcBorders>
-              <w:top w:val="single" w:sz="4" w:space="0" w:color="000000"/>
-              <w:left w:val="single" w:sz="4" w:space="0" w:color="000000"/>
-              <w:bottom w:val="single" w:sz="4" w:space="0" w:color="000000"/>
-              <w:right w:val="single" w:sz="4" w:space="0" w:color="000000"/>
-            </w:tcBorders>
-            <w:vAlign w:val="center"/>
-          </w:tcPr>
-          <w:p>
-            <w:pPr>
-              <w:spacing w:before="40" w:after="40"/>
-              <w:jc w:val="left"/>
-            </w:pPr>
-            <w:r>
-              <w:rPr>
-                <w:rFonts w:ascii="Adani" w:hAnsi="Adani"/>
-                <w:b w:val="0"/>
-                <w:sz w:val="18"/>
-                <w:u w:val="none"/>
-              </w:rPr>
-              <w:t>15</w:t>
-            </w:r>
-          </w:p>
-        </w:tc>
-        <w:tc>
-          <w:tcPr>
-            <w:tcW w:type="dxa" w:w="3969"/>
-            <w:shd w:val="clear" w:color="auto" w:fill="FFFFFF"/>
-            <w:tcBorders>
-              <w:top w:val="single" w:sz="4" w:space="0" w:color="000000"/>
-              <w:left w:val="single" w:sz="4" w:space="0" w:color="000000"/>
-              <w:bottom w:val="single" w:sz="4" w:space="0" w:color="000000"/>
-              <w:right w:val="single" w:sz="4" w:space="0" w:color="000000"/>
-            </w:tcBorders>
-            <w:vAlign w:val="center"/>
-          </w:tcPr>
-          <w:p>
-            <w:pPr>
-              <w:spacing w:before="40" w:after="40"/>
-              <w:jc w:val="left"/>
-            </w:pPr>
-            <w:r>
-              <w:rPr>
-                <w:rFonts w:ascii="Adani" w:hAnsi="Adani"/>
-                <w:b w:val="0"/>
-                <w:sz w:val="18"/>
-                <w:u w:val="none"/>
-              </w:rPr>
-              <w:t>ADANI LOGISTICS LIMITED</w:t>
-            </w:r>
-          </w:p>
-        </w:tc>
-        <w:tc>
-          <w:tcPr>
-            <w:tcW w:type="dxa" w:w="1814"/>
-            <w:shd w:val="clear" w:color="auto" w:fill="FFFFFF"/>
-            <w:tcBorders>
-              <w:top w:val="single" w:sz="4" w:space="0" w:color="000000"/>
-              <w:left w:val="single" w:sz="4" w:space="0" w:color="000000"/>
-              <w:bottom w:val="single" w:sz="4" w:space="0" w:color="000000"/>
-              <w:right w:val="single" w:sz="4" w:space="0" w:color="000000"/>
-            </w:tcBorders>
-            <w:vAlign w:val="center"/>
-          </w:tcPr>
-          <w:p>
-            <w:pPr>
-              <w:spacing w:before="40" w:after="40"/>
-              <w:jc w:val="left"/>
-            </w:pPr>
-            <w:r>
-              <w:rPr>
-                <w:rFonts w:ascii="Adani" w:hAnsi="Adani"/>
-                <w:b w:val="0"/>
-                <w:sz w:val="18"/>
-                <w:u w:val="none"/>
-              </w:rPr>
-              <w:t>Director</w:t>
-            </w:r>
-          </w:p>
-        </w:tc>
-        <w:tc>
-          <w:tcPr>
-            <w:tcW w:type="dxa" w:w="1020"/>
-            <w:shd w:val="clear" w:color="auto" w:fill="FFFFFF"/>
-            <w:tcBorders>
-              <w:top w:val="single" w:sz="4" w:space="0" w:color="000000"/>
-              <w:left w:val="single" w:sz="4" w:space="0" w:color="000000"/>
-              <w:bottom w:val="single" w:sz="4" w:space="0" w:color="000000"/>
-              <w:right w:val="single" w:sz="4" w:space="0" w:color="000000"/>
-            </w:tcBorders>
-            <w:vAlign w:val="center"/>
-          </w:tcPr>
-          <w:p>
-            <w:pPr>
-              <w:spacing w:before="40" w:after="40"/>
-              <w:jc w:val="left"/>
-            </w:pPr>
-            <w:r>
-              <w:rPr>
-                <w:rFonts w:ascii="Adani" w:hAnsi="Adani"/>
-                <w:b w:val="0"/>
-                <w:sz w:val="18"/>
-                <w:u w:val="none"/>
-              </w:rPr>
-              <w:t>NIL</w:t>
-            </w:r>
-          </w:p>
-        </w:tc>
-        <w:tc>
-          <w:tcPr>
-            <w:tcW w:type="dxa" w:w="1247"/>
-            <w:shd w:val="clear" w:color="auto" w:fill="FFFFFF"/>
-            <w:tcBorders>
-              <w:top w:val="single" w:sz="4" w:space="0" w:color="000000"/>
-              <w:left w:val="single" w:sz="4" w:space="0" w:color="000000"/>
-              <w:bottom w:val="single" w:sz="4" w:space="0" w:color="000000"/>
-              <w:right w:val="single" w:sz="4" w:space="0" w:color="000000"/>
-            </w:tcBorders>
-            <w:vAlign w:val="center"/>
-          </w:tcPr>
-          <w:p>
-            <w:pPr>
-              <w:spacing w:before="40" w:after="40"/>
-              <w:jc w:val="left"/>
-            </w:pPr>
-            <w:r>
-              <w:rPr>
-                <w:rFonts w:ascii="Adani" w:hAnsi="Adani"/>
-                <w:b w:val="0"/>
-                <w:sz w:val="18"/>
-                <w:u w:val="none"/>
-              </w:rPr>
-              <w:t>28/07/2005</w:t>
-            </w:r>
-          </w:p>
-        </w:tc>
-      </w:tr>
     </w:tbl>
     <w:p/>
     <w:tbl>
@@ -2698,7 +2130,7 @@
                 <w:sz w:val="18"/>
                 <w:u w:val="none"/>
               </w:rPr>
-              <w:t>Date:   27th May, 2026</w:t>
+              <w:t>Date:   09th June, 2026</w:t>
             </w:r>
           </w:p>
         </w:tc>
@@ -3735,7 +3167,7 @@
                 <w:sz w:val="18"/>
                 <w:u w:val="none"/>
               </w:rPr>
-              <w:t>Date:   27th May, 2026</w:t>
+              <w:t>Date:   09th June, 2026</w:t>
             </w:r>
           </w:p>
         </w:tc>
@@ -3896,7 +3328,7 @@
           <w:sz w:val="20"/>
           <w:u w:val="none"/>
         </w:rPr>
-        <w:t>27th May, 2026</w:t>
+        <w:t>09th June, 2026</w:t>
       </w:r>
     </w:p>
     <w:p>
@@ -4094,66 +3526,6 @@
         <w:t>ADANI AEROSPACE AND DEFENCE LIMITED</w:t>
       </w:r>
     </w:p>
-    <w:p>
-      <w:pPr>
-        <w:spacing w:before="0" w:after="20"/>
-        <w:jc w:val="left"/>
-      </w:pPr>
-      <w:r>
-        <w:rPr>
-          <w:rFonts w:ascii="Adani" w:hAnsi="Adani"/>
-          <w:b/>
-          <w:sz w:val="20"/>
-          <w:u w:val="none"/>
-        </w:rPr>
-        <w:t>ADANI DEFENCE SYSTEMS AND TECHNOLOGIES LIMITED</w:t>
-      </w:r>
-    </w:p>
-    <w:p>
-      <w:pPr>
-        <w:spacing w:before="0" w:after="20"/>
-        <w:jc w:val="left"/>
-      </w:pPr>
-      <w:r>
-        <w:rPr>
-          <w:rFonts w:ascii="Adani" w:hAnsi="Adani"/>
-          <w:b/>
-          <w:sz w:val="20"/>
-          <w:u w:val="none"/>
-        </w:rPr>
-        <w:t>ADANI CEMENTS LIMITED</w:t>
-      </w:r>
-    </w:p>
-    <w:p>
-      <w:pPr>
-        <w:spacing w:before="0" w:after="20"/>
-        <w:jc w:val="left"/>
-      </w:pPr>
-      <w:r>
-        <w:rPr>
-          <w:rFonts w:ascii="Adani" w:hAnsi="Adani"/>
-          <w:b/>
-          <w:sz w:val="20"/>
-          <w:u w:val="none"/>
-        </w:rPr>
-        <w:t>INLAND CONWARE (LUDHIANA) PRIVATE LIMITED</w:t>
-      </w:r>
-    </w:p>
-    <w:p>
-      <w:pPr>
-        <w:spacing w:before="0" w:after="20"/>
-        <w:jc w:val="left"/>
-      </w:pPr>
-      <w:r>
-        <w:rPr>
-          <w:rFonts w:ascii="Adani" w:hAnsi="Adani"/>
-          <w:b/>
-          <w:sz w:val="20"/>
-          <w:u w:val="none"/>
-        </w:rPr>
-        <w:t>ADANI LOGISTICS LIMITED</w:t>
-      </w:r>
-    </w:p>
     <w:p/>
     <w:p>
       <w:pPr>
@@ -4335,51 +3707,6 @@
         <w:t>ADANI AEROSPACE AND DEFENCE LIMITED</w:t>
       </w:r>
     </w:p>
-    <w:p>
-      <w:pPr>
-        <w:spacing w:before="0" w:after="20"/>
-        <w:jc w:val="left"/>
-      </w:pPr>
-      <w:r>
-        <w:rPr>
-          <w:rFonts w:ascii="Adani" w:hAnsi="Adani"/>
-          <w:b w:val="0"/>
-          <w:sz w:val="20"/>
-          <w:u w:val="none"/>
-        </w:rPr>
-        <w:t>ADANI DEFENCE SYSTEMS AND TECHNOLOGIES LIMITED</w:t>
-      </w:r>
-    </w:p>
-    <w:p>
-      <w:pPr>
-        <w:spacing w:before="0" w:after="20"/>
-        <w:jc w:val="left"/>
-      </w:pPr>
-      <w:r>
-        <w:rPr>
-          <w:rFonts w:ascii="Adani" w:hAnsi="Adani"/>
-          <w:b w:val="0"/>
-          <w:sz w:val="20"/>
-          <w:u w:val="none"/>
-        </w:rPr>
-        <w:t>ADANI CEMENTS LIMITED</w:t>
-      </w:r>
-    </w:p>
-    <w:p>
-      <w:pPr>
-        <w:spacing w:before="0" w:after="20"/>
-        <w:jc w:val="left"/>
-      </w:pPr>
-      <w:r>
-        <w:rPr>
-          <w:rFonts w:ascii="Adani" w:hAnsi="Adani"/>
-          <w:b w:val="0"/>
-          <w:sz w:val="20"/>
-          <w:u w:val="none"/>
-        </w:rPr>
-        <w:t>ADANI LOGISTICS LIMITED</w:t>
-      </w:r>
-    </w:p>
     <w:p/>
     <w:p>
       <w:pPr>
@@ -4458,21 +3785,6 @@
           <w:u w:val="none"/>
         </w:rPr>
         <w:t>NXGN SPORTS INTERACTIVE PRIVATE LIMITED</w:t>
-      </w:r>
-    </w:p>
-    <w:p>
-      <w:pPr>
-        <w:spacing w:before="0" w:after="20"/>
-        <w:jc w:val="left"/>
-      </w:pPr>
-      <w:r>
-        <w:rPr>
-          <w:rFonts w:ascii="Adani" w:hAnsi="Adani"/>
-          <w:b w:val="0"/>
-          <w:sz w:val="20"/>
-          <w:u w:val="none"/>
-        </w:rPr>
-        <w:t>INLAND CONWARE (LUDHIANA) PRIVATE LIMITED</w:t>
       </w:r>
     </w:p>
     <w:p/>
@@ -5230,7 +4542,7 @@
                 <w:sz w:val="18"/>
                 <w:u w:val="none"/>
               </w:rPr>
-              <w:t>15</w:t>
+              <w:t>11</w:t>
             </w:r>
           </w:p>
         </w:tc>
@@ -5459,7 +4771,7 @@
                 <w:sz w:val="18"/>
                 <w:u w:val="none"/>
               </w:rPr>
-              <w:t>Additional Director</w:t>
+              <w:t>Director</w:t>
             </w:r>
           </w:p>
         </w:tc>
@@ -5487,7 +4799,7 @@
                 <w:sz w:val="18"/>
                 <w:u w:val="none"/>
               </w:rPr>
-              <w:t>13/09/2024</w:t>
+              <w:t>15/10/2024</w:t>
             </w:r>
           </w:p>
         </w:tc>
@@ -6632,462 +5944,6 @@
           </w:p>
         </w:tc>
       </w:tr>
-      <w:tr>
-        <w:tc>
-          <w:tcPr>
-            <w:tcW w:type="dxa" w:w="2268"/>
-            <w:shd w:val="clear" w:color="auto" w:fill="FFFFFF"/>
-            <w:tcBorders>
-              <w:top w:val="single" w:sz="4" w:space="0" w:color="000000"/>
-              <w:left w:val="single" w:sz="4" w:space="0" w:color="000000"/>
-              <w:bottom w:val="single" w:sz="4" w:space="0" w:color="000000"/>
-              <w:right w:val="single" w:sz="4" w:space="0" w:color="000000"/>
-            </w:tcBorders>
-            <w:vAlign w:val="center"/>
-          </w:tcPr>
-          <w:p>
-            <w:pPr>
-              <w:spacing w:before="40" w:after="40"/>
-              <w:jc w:val="left"/>
-            </w:pPr>
-            <w:r>
-              <w:rPr>
-                <w:rFonts w:ascii="Adani" w:hAnsi="Adani"/>
-                <w:b w:val="0"/>
-                <w:sz w:val="18"/>
-                <w:u w:val="none"/>
-              </w:rPr>
-              <w:t>U74900GJ2015PLC082700</w:t>
-            </w:r>
-          </w:p>
-        </w:tc>
-        <w:tc>
-          <w:tcPr>
-            <w:tcW w:type="dxa" w:w="4252"/>
-            <w:shd w:val="clear" w:color="auto" w:fill="FFFFFF"/>
-            <w:tcBorders>
-              <w:top w:val="single" w:sz="4" w:space="0" w:color="000000"/>
-              <w:left w:val="single" w:sz="4" w:space="0" w:color="000000"/>
-              <w:bottom w:val="single" w:sz="4" w:space="0" w:color="000000"/>
-              <w:right w:val="single" w:sz="4" w:space="0" w:color="000000"/>
-            </w:tcBorders>
-            <w:vAlign w:val="center"/>
-          </w:tcPr>
-          <w:p>
-            <w:pPr>
-              <w:spacing w:before="40" w:after="40"/>
-              <w:jc w:val="left"/>
-            </w:pPr>
-            <w:r>
-              <w:rPr>
-                <w:rFonts w:ascii="Adani" w:hAnsi="Adani"/>
-                <w:b w:val="0"/>
-                <w:sz w:val="18"/>
-                <w:u w:val="none"/>
-              </w:rPr>
-              <w:t>ADANI DEFENCE SYSTEMS AND TECHNOLOGIES LIMITED</w:t>
-            </w:r>
-          </w:p>
-        </w:tc>
-        <w:tc>
-          <w:tcPr>
-            <w:tcW w:type="dxa" w:w="1587"/>
-            <w:shd w:val="clear" w:color="auto" w:fill="FFFFFF"/>
-            <w:tcBorders>
-              <w:top w:val="single" w:sz="4" w:space="0" w:color="000000"/>
-              <w:left w:val="single" w:sz="4" w:space="0" w:color="000000"/>
-              <w:bottom w:val="single" w:sz="4" w:space="0" w:color="000000"/>
-              <w:right w:val="single" w:sz="4" w:space="0" w:color="000000"/>
-            </w:tcBorders>
-            <w:vAlign w:val="center"/>
-          </w:tcPr>
-          <w:p>
-            <w:pPr>
-              <w:spacing w:before="40" w:after="40"/>
-              <w:jc w:val="left"/>
-            </w:pPr>
-            <w:r>
-              <w:rPr>
-                <w:rFonts w:ascii="Adani" w:hAnsi="Adani"/>
-                <w:b w:val="0"/>
-                <w:sz w:val="18"/>
-                <w:u w:val="none"/>
-              </w:rPr>
-              <w:t>Director</w:t>
-            </w:r>
-          </w:p>
-        </w:tc>
-        <w:tc>
-          <w:tcPr>
-            <w:tcW w:type="dxa" w:w="1304"/>
-            <w:shd w:val="clear" w:color="auto" w:fill="FFFFFF"/>
-            <w:tcBorders>
-              <w:top w:val="single" w:sz="4" w:space="0" w:color="000000"/>
-              <w:left w:val="single" w:sz="4" w:space="0" w:color="000000"/>
-              <w:bottom w:val="single" w:sz="4" w:space="0" w:color="000000"/>
-              <w:right w:val="single" w:sz="4" w:space="0" w:color="000000"/>
-            </w:tcBorders>
-            <w:vAlign w:val="center"/>
-          </w:tcPr>
-          <w:p>
-            <w:pPr>
-              <w:spacing w:before="40" w:after="40"/>
-              <w:jc w:val="left"/>
-            </w:pPr>
-            <w:r>
-              <w:rPr>
-                <w:rFonts w:ascii="Adani" w:hAnsi="Adani"/>
-                <w:b w:val="0"/>
-                <w:sz w:val="18"/>
-                <w:u w:val="none"/>
-              </w:rPr>
-              <w:t>25/03/2015</w:t>
-            </w:r>
-          </w:p>
-        </w:tc>
-      </w:tr>
-      <w:tr>
-        <w:tc>
-          <w:tcPr>
-            <w:tcW w:type="dxa" w:w="2268"/>
-            <w:shd w:val="clear" w:color="auto" w:fill="FFFFFF"/>
-            <w:tcBorders>
-              <w:top w:val="single" w:sz="4" w:space="0" w:color="000000"/>
-              <w:left w:val="single" w:sz="4" w:space="0" w:color="000000"/>
-              <w:bottom w:val="single" w:sz="4" w:space="0" w:color="000000"/>
-              <w:right w:val="single" w:sz="4" w:space="0" w:color="000000"/>
-            </w:tcBorders>
-            <w:vAlign w:val="center"/>
-          </w:tcPr>
-          <w:p>
-            <w:pPr>
-              <w:spacing w:before="40" w:after="40"/>
-              <w:jc w:val="left"/>
-            </w:pPr>
-            <w:r>
-              <w:rPr>
-                <w:rFonts w:ascii="Adani" w:hAnsi="Adani"/>
-                <w:b w:val="0"/>
-                <w:sz w:val="18"/>
-                <w:u w:val="none"/>
-              </w:rPr>
-              <w:t>U26943GJ2009PLC058955</w:t>
-            </w:r>
-          </w:p>
-        </w:tc>
-        <w:tc>
-          <w:tcPr>
-            <w:tcW w:type="dxa" w:w="4252"/>
-            <w:shd w:val="clear" w:color="auto" w:fill="FFFFFF"/>
-            <w:tcBorders>
-              <w:top w:val="single" w:sz="4" w:space="0" w:color="000000"/>
-              <w:left w:val="single" w:sz="4" w:space="0" w:color="000000"/>
-              <w:bottom w:val="single" w:sz="4" w:space="0" w:color="000000"/>
-              <w:right w:val="single" w:sz="4" w:space="0" w:color="000000"/>
-            </w:tcBorders>
-            <w:vAlign w:val="center"/>
-          </w:tcPr>
-          <w:p>
-            <w:pPr>
-              <w:spacing w:before="40" w:after="40"/>
-              <w:jc w:val="left"/>
-            </w:pPr>
-            <w:r>
-              <w:rPr>
-                <w:rFonts w:ascii="Adani" w:hAnsi="Adani"/>
-                <w:b w:val="0"/>
-                <w:sz w:val="18"/>
-                <w:u w:val="none"/>
-              </w:rPr>
-              <w:t>ADANI CEMENTS LIMITED</w:t>
-            </w:r>
-          </w:p>
-        </w:tc>
-        <w:tc>
-          <w:tcPr>
-            <w:tcW w:type="dxa" w:w="1587"/>
-            <w:shd w:val="clear" w:color="auto" w:fill="FFFFFF"/>
-            <w:tcBorders>
-              <w:top w:val="single" w:sz="4" w:space="0" w:color="000000"/>
-              <w:left w:val="single" w:sz="4" w:space="0" w:color="000000"/>
-              <w:bottom w:val="single" w:sz="4" w:space="0" w:color="000000"/>
-              <w:right w:val="single" w:sz="4" w:space="0" w:color="000000"/>
-            </w:tcBorders>
-            <w:vAlign w:val="center"/>
-          </w:tcPr>
-          <w:p>
-            <w:pPr>
-              <w:spacing w:before="40" w:after="40"/>
-              <w:jc w:val="left"/>
-            </w:pPr>
-            <w:r>
-              <w:rPr>
-                <w:rFonts w:ascii="Adani" w:hAnsi="Adani"/>
-                <w:b w:val="0"/>
-                <w:sz w:val="18"/>
-                <w:u w:val="none"/>
-              </w:rPr>
-              <w:t>Director</w:t>
-            </w:r>
-          </w:p>
-        </w:tc>
-        <w:tc>
-          <w:tcPr>
-            <w:tcW w:type="dxa" w:w="1304"/>
-            <w:shd w:val="clear" w:color="auto" w:fill="FFFFFF"/>
-            <w:tcBorders>
-              <w:top w:val="single" w:sz="4" w:space="0" w:color="000000"/>
-              <w:left w:val="single" w:sz="4" w:space="0" w:color="000000"/>
-              <w:bottom w:val="single" w:sz="4" w:space="0" w:color="000000"/>
-              <w:right w:val="single" w:sz="4" w:space="0" w:color="000000"/>
-            </w:tcBorders>
-            <w:vAlign w:val="center"/>
-          </w:tcPr>
-          <w:p>
-            <w:pPr>
-              <w:spacing w:before="40" w:after="40"/>
-              <w:jc w:val="left"/>
-            </w:pPr>
-            <w:r>
-              <w:rPr>
-                <w:rFonts w:ascii="Adani" w:hAnsi="Adani"/>
-                <w:b w:val="0"/>
-                <w:sz w:val="18"/>
-                <w:u w:val="none"/>
-              </w:rPr>
-              <w:t>21/12/2009</w:t>
-            </w:r>
-          </w:p>
-        </w:tc>
-      </w:tr>
-      <w:tr>
-        <w:tc>
-          <w:tcPr>
-            <w:tcW w:type="dxa" w:w="2268"/>
-            <w:shd w:val="clear" w:color="auto" w:fill="FFFFFF"/>
-            <w:tcBorders>
-              <w:top w:val="single" w:sz="4" w:space="0" w:color="000000"/>
-              <w:left w:val="single" w:sz="4" w:space="0" w:color="000000"/>
-              <w:bottom w:val="single" w:sz="4" w:space="0" w:color="000000"/>
-              <w:right w:val="single" w:sz="4" w:space="0" w:color="000000"/>
-            </w:tcBorders>
-            <w:vAlign w:val="center"/>
-          </w:tcPr>
-          <w:p>
-            <w:pPr>
-              <w:spacing w:before="40" w:after="40"/>
-              <w:jc w:val="left"/>
-            </w:pPr>
-            <w:r>
-              <w:rPr>
-                <w:rFonts w:ascii="Adani" w:hAnsi="Adani"/>
-                <w:b w:val="0"/>
-                <w:sz w:val="18"/>
-                <w:u w:val="none"/>
-              </w:rPr>
-              <w:t>U63010GJ2005PTC046720</w:t>
-            </w:r>
-          </w:p>
-        </w:tc>
-        <w:tc>
-          <w:tcPr>
-            <w:tcW w:type="dxa" w:w="4252"/>
-            <w:shd w:val="clear" w:color="auto" w:fill="FFFFFF"/>
-            <w:tcBorders>
-              <w:top w:val="single" w:sz="4" w:space="0" w:color="000000"/>
-              <w:left w:val="single" w:sz="4" w:space="0" w:color="000000"/>
-              <w:bottom w:val="single" w:sz="4" w:space="0" w:color="000000"/>
-              <w:right w:val="single" w:sz="4" w:space="0" w:color="000000"/>
-            </w:tcBorders>
-            <w:vAlign w:val="center"/>
-          </w:tcPr>
-          <w:p>
-            <w:pPr>
-              <w:spacing w:before="40" w:after="40"/>
-              <w:jc w:val="left"/>
-            </w:pPr>
-            <w:r>
-              <w:rPr>
-                <w:rFonts w:ascii="Adani" w:hAnsi="Adani"/>
-                <w:b w:val="0"/>
-                <w:sz w:val="18"/>
-                <w:u w:val="none"/>
-              </w:rPr>
-              <w:t>INLAND CONWARE (LUDHIANA) PRIVATE LIMITED</w:t>
-            </w:r>
-          </w:p>
-        </w:tc>
-        <w:tc>
-          <w:tcPr>
-            <w:tcW w:type="dxa" w:w="1587"/>
-            <w:shd w:val="clear" w:color="auto" w:fill="FFFFFF"/>
-            <w:tcBorders>
-              <w:top w:val="single" w:sz="4" w:space="0" w:color="000000"/>
-              <w:left w:val="single" w:sz="4" w:space="0" w:color="000000"/>
-              <w:bottom w:val="single" w:sz="4" w:space="0" w:color="000000"/>
-              <w:right w:val="single" w:sz="4" w:space="0" w:color="000000"/>
-            </w:tcBorders>
-            <w:vAlign w:val="center"/>
-          </w:tcPr>
-          <w:p>
-            <w:pPr>
-              <w:spacing w:before="40" w:after="40"/>
-              <w:jc w:val="left"/>
-            </w:pPr>
-            <w:r>
-              <w:rPr>
-                <w:rFonts w:ascii="Adani" w:hAnsi="Adani"/>
-                <w:b w:val="0"/>
-                <w:sz w:val="18"/>
-                <w:u w:val="none"/>
-              </w:rPr>
-              <w:t>Director</w:t>
-            </w:r>
-          </w:p>
-        </w:tc>
-        <w:tc>
-          <w:tcPr>
-            <w:tcW w:type="dxa" w:w="1304"/>
-            <w:shd w:val="clear" w:color="auto" w:fill="FFFFFF"/>
-            <w:tcBorders>
-              <w:top w:val="single" w:sz="4" w:space="0" w:color="000000"/>
-              <w:left w:val="single" w:sz="4" w:space="0" w:color="000000"/>
-              <w:bottom w:val="single" w:sz="4" w:space="0" w:color="000000"/>
-              <w:right w:val="single" w:sz="4" w:space="0" w:color="000000"/>
-            </w:tcBorders>
-            <w:vAlign w:val="center"/>
-          </w:tcPr>
-          <w:p>
-            <w:pPr>
-              <w:spacing w:before="40" w:after="40"/>
-              <w:jc w:val="left"/>
-            </w:pPr>
-            <w:r>
-              <w:rPr>
-                <w:rFonts w:ascii="Adani" w:hAnsi="Adani"/>
-                <w:b w:val="0"/>
-                <w:sz w:val="18"/>
-                <w:u w:val="none"/>
-              </w:rPr>
-              <w:t>05/09/2005</w:t>
-            </w:r>
-          </w:p>
-        </w:tc>
-      </w:tr>
-      <w:tr>
-        <w:tc>
-          <w:tcPr>
-            <w:tcW w:type="dxa" w:w="2268"/>
-            <w:shd w:val="clear" w:color="auto" w:fill="FFFFFF"/>
-            <w:tcBorders>
-              <w:top w:val="single" w:sz="4" w:space="0" w:color="000000"/>
-              <w:left w:val="single" w:sz="4" w:space="0" w:color="000000"/>
-              <w:bottom w:val="single" w:sz="4" w:space="0" w:color="000000"/>
-              <w:right w:val="single" w:sz="4" w:space="0" w:color="000000"/>
-            </w:tcBorders>
-            <w:vAlign w:val="center"/>
-          </w:tcPr>
-          <w:p>
-            <w:pPr>
-              <w:spacing w:before="40" w:after="40"/>
-              <w:jc w:val="left"/>
-            </w:pPr>
-            <w:r>
-              <w:rPr>
-                <w:rFonts w:ascii="Adani" w:hAnsi="Adani"/>
-                <w:b w:val="0"/>
-                <w:sz w:val="18"/>
-                <w:u w:val="none"/>
-              </w:rPr>
-              <w:t>U63090GJ2005PLC046510</w:t>
-            </w:r>
-          </w:p>
-        </w:tc>
-        <w:tc>
-          <w:tcPr>
-            <w:tcW w:type="dxa" w:w="4252"/>
-            <w:shd w:val="clear" w:color="auto" w:fill="FFFFFF"/>
-            <w:tcBorders>
-              <w:top w:val="single" w:sz="4" w:space="0" w:color="000000"/>
-              <w:left w:val="single" w:sz="4" w:space="0" w:color="000000"/>
-              <w:bottom w:val="single" w:sz="4" w:space="0" w:color="000000"/>
-              <w:right w:val="single" w:sz="4" w:space="0" w:color="000000"/>
-            </w:tcBorders>
-            <w:vAlign w:val="center"/>
-          </w:tcPr>
-          <w:p>
-            <w:pPr>
-              <w:spacing w:before="40" w:after="40"/>
-              <w:jc w:val="left"/>
-            </w:pPr>
-            <w:r>
-              <w:rPr>
-                <w:rFonts w:ascii="Adani" w:hAnsi="Adani"/>
-                <w:b w:val="0"/>
-                <w:sz w:val="18"/>
-                <w:u w:val="none"/>
-              </w:rPr>
-              <w:t>ADANI LOGISTICS LIMITED</w:t>
-            </w:r>
-          </w:p>
-        </w:tc>
-        <w:tc>
-          <w:tcPr>
-            <w:tcW w:type="dxa" w:w="1587"/>
-            <w:shd w:val="clear" w:color="auto" w:fill="FFFFFF"/>
-            <w:tcBorders>
-              <w:top w:val="single" w:sz="4" w:space="0" w:color="000000"/>
-              <w:left w:val="single" w:sz="4" w:space="0" w:color="000000"/>
-              <w:bottom w:val="single" w:sz="4" w:space="0" w:color="000000"/>
-              <w:right w:val="single" w:sz="4" w:space="0" w:color="000000"/>
-            </w:tcBorders>
-            <w:vAlign w:val="center"/>
-          </w:tcPr>
-          <w:p>
-            <w:pPr>
-              <w:spacing w:before="40" w:after="40"/>
-              <w:jc w:val="left"/>
-            </w:pPr>
-            <w:r>
-              <w:rPr>
-                <w:rFonts w:ascii="Adani" w:hAnsi="Adani"/>
-                <w:b w:val="0"/>
-                <w:sz w:val="18"/>
-                <w:u w:val="none"/>
-              </w:rPr>
-              <w:t>Director</w:t>
-            </w:r>
-          </w:p>
-        </w:tc>
-        <w:tc>
-          <w:tcPr>
-            <w:tcW w:type="dxa" w:w="1304"/>
-            <w:shd w:val="clear" w:color="auto" w:fill="FFFFFF"/>
-            <w:tcBorders>
-              <w:top w:val="single" w:sz="4" w:space="0" w:color="000000"/>
-              <w:left w:val="single" w:sz="4" w:space="0" w:color="000000"/>
-              <w:bottom w:val="single" w:sz="4" w:space="0" w:color="000000"/>
-              <w:right w:val="single" w:sz="4" w:space="0" w:color="000000"/>
-            </w:tcBorders>
-            <w:vAlign w:val="center"/>
-          </w:tcPr>
-          <w:p>
-            <w:pPr>
-              <w:spacing w:before="40" w:after="40"/>
-              <w:jc w:val="left"/>
-            </w:pPr>
-            <w:r>
-              <w:rPr>
-                <w:rFonts w:ascii="Adani" w:hAnsi="Adani"/>
-                <w:b w:val="0"/>
-                <w:sz w:val="18"/>
-                <w:u w:val="none"/>
-              </w:rPr>
-              <w:t>28/07/2005</w:t>
-            </w:r>
-          </w:p>
-        </w:tc>
-      </w:tr>
     </w:tbl>
     <w:sectPr>
       <w:pgSz w:w="11906" w:h="16838"/>
